--- a/lr1_0101/lr1.docx
+++ b/lr1_0101/lr1.docx
@@ -1,6 +1,6 @@
 
 <file path=word/document.xml><?xml version="1.0" encoding="utf-8"?>
-<w:document xmlns:wpc="http://schemas.microsoft.com/office/word/2010/wordprocessingCanvas" xmlns:cx="http://schemas.microsoft.com/office/drawing/2014/chartex" xmlns:cx1="http://schemas.microsoft.com/office/drawing/2015/9/8/chartex" xmlns:cx2="http://schemas.microsoft.com/office/drawing/2015/10/21/chartex" xmlns:cx3="http://schemas.microsoft.com/office/drawing/2016/5/9/chartex" xmlns:cx4="http://schemas.microsoft.com/office/drawing/2016/5/10/chartex" xmlns:cx5="http://schemas.microsoft.com/office/drawing/2016/5/11/chartex" xmlns:cx6="http://schemas.microsoft.com/office/drawing/2016/5/12/chartex" xmlns:cx7="http://schemas.microsoft.com/office/drawing/2016/5/13/chartex" xmlns:cx8="http://schemas.microsoft.com/office/drawing/2016/5/14/chartex" xmlns:mc="http://schemas.openxmlformats.org/markup-compatibility/2006" xmlns:aink="http://schemas.microsoft.com/office/drawing/2016/ink" xmlns:am3d="http://schemas.microsoft.com/office/drawing/2017/model3d" xmlns:o="urn:schemas-microsoft-com:office:office" xmlns:oel="http://schemas.microsoft.com/office/2019/extlst" xmlns:r="http://schemas.openxmlformats.org/officeDocument/2006/relationships" xmlns:m="http://schemas.openxmlformats.org/officeDocument/2006/math" xmlns:v="urn:schemas-microsoft-com:vml" xmlns:wp14="http://schemas.microsoft.com/office/word/2010/wordprocessingDrawing" xmlns:wp="http://schemas.openxmlformats.org/drawingml/2006/wordprocessingDrawing" xmlns:w10="urn:schemas-microsoft-com:office:word" xmlns:w="http://schemas.openxmlformats.org/wordprocessingml/2006/main" xmlns:w14="http://schemas.microsoft.com/office/word/2010/wordml" xmlns:w15="http://schemas.microsoft.com/office/word/2012/wordml" xmlns:w16cex="http://schemas.microsoft.com/office/word/2018/wordml/cex" xmlns:w16cid="http://schemas.microsoft.com/office/word/2016/wordml/cid" xmlns:w16="http://schemas.microsoft.com/office/word/2018/wordml" xmlns:w16du="http://schemas.microsoft.com/office/word/2023/wordml/word16du" xmlns:w16sdtdh="http://schemas.microsoft.com/office/word/2020/wordml/sdtdatahash" xmlns:w16sdtfl="http://schemas.microsoft.com/office/word/2024/wordml/sdtformatlock" xmlns:w16se="http://schemas.microsoft.com/office/word/2015/wordml/symex" xmlns:wpg="http://schemas.microsoft.com/office/word/2010/wordprocessingGroup" xmlns:wpi="http://schemas.microsoft.com/office/word/2010/wordprocessingInk" xmlns:wne="http://schemas.microsoft.com/office/word/2006/wordml" xmlns:wps="http://schemas.microsoft.com/office/word/2010/wordprocessingShape" mc:Ignorable="w14 w15 w16se w16cid w16 w16cex w16sdtdh w16sdtfl w16du wp14">
+<w:document xmlns:wpc="http://schemas.microsoft.com/office/word/2010/wordprocessingCanvas" xmlns:cx="http://schemas.microsoft.com/office/drawing/2014/chartex" xmlns:cx1="http://schemas.microsoft.com/office/drawing/2015/9/8/chartex" xmlns:mc="http://schemas.openxmlformats.org/markup-compatibility/2006" xmlns:o="urn:schemas-microsoft-com:office:office" xmlns:r="http://schemas.openxmlformats.org/officeDocument/2006/relationships" xmlns:m="http://schemas.openxmlformats.org/officeDocument/2006/math" xmlns:v="urn:schemas-microsoft-com:vml" xmlns:wp14="http://schemas.microsoft.com/office/word/2010/wordprocessingDrawing" xmlns:wp="http://schemas.openxmlformats.org/drawingml/2006/wordprocessingDrawing" xmlns:w10="urn:schemas-microsoft-com:office:word" xmlns:w="http://schemas.openxmlformats.org/wordprocessingml/2006/main" xmlns:w14="http://schemas.microsoft.com/office/word/2010/wordml" xmlns:w15="http://schemas.microsoft.com/office/word/2012/wordml" xmlns:w16se="http://schemas.microsoft.com/office/word/2015/wordml/symex" xmlns:wpg="http://schemas.microsoft.com/office/word/2010/wordprocessingGroup" xmlns:wpi="http://schemas.microsoft.com/office/word/2010/wordprocessingInk" xmlns:wne="http://schemas.microsoft.com/office/word/2006/wordml" xmlns:wps="http://schemas.microsoft.com/office/word/2010/wordprocessingShape" mc:Ignorable="w14 w15 w16se wp14">
   <w:body>
     <w:p>
       <w:pPr>
@@ -8,10 +8,7 @@
         <w:jc w:val="both"/>
       </w:pPr>
       <w:r>
-        <w:t xml:space="preserve">Лабораторная работа №1. </w:t>
-      </w:r>
-      <w:r>
-        <w:t>Расчётные задачи по C# (статические функции)</w:t>
+        <w:t>Лабораторная работа №1. Расчётные задачи по C# (статические функции)</w:t>
       </w:r>
     </w:p>
     <w:p>
@@ -20,10 +17,7 @@
         <w:jc w:val="both"/>
       </w:pPr>
       <w:r>
-        <w:t>Задача №1. Стоимость доставки еды</w:t>
-      </w:r>
-      <w:r>
-        <w:t>.</w:t>
+        <w:t>Задача №1. Стоимость доставки еды.</w:t>
       </w:r>
     </w:p>
     <w:p>
@@ -45,9 +39,6 @@
       <w:pPr>
         <w:spacing w:after="0"/>
         <w:jc w:val="both"/>
-        <w:rPr>
-          <w:lang w:val="en-US"/>
-        </w:rPr>
       </w:pPr>
     </w:p>
     <w:p>
@@ -85,26 +76,954 @@
     </w:p>
     <w:p>
       <w:pPr>
+        <w:autoSpaceDE w:val="0"/>
+        <w:autoSpaceDN w:val="0"/>
+        <w:adjustRightInd w:val="0"/>
+        <w:spacing w:after="0"/>
+        <w:rPr>
+          <w:rFonts w:ascii="Cascadia Mono" w:hAnsi="Cascadia Mono" w:cs="Cascadia Mono"/>
+          <w:color w:val="000000"/>
+          <w:kern w:val="0"/>
+          <w:sz w:val="19"/>
+          <w:szCs w:val="19"/>
+          <w:highlight w:val="white"/>
+          <w:lang w:val="en-US"/>
+        </w:rPr>
+      </w:pPr>
+      <w:r>
+        <w:t>Алгоритм</w:t>
+      </w:r>
+      <w:r>
+        <w:rPr>
+          <w:lang w:val="en-US"/>
+        </w:rPr>
+        <w:t xml:space="preserve"> </w:t>
+      </w:r>
+      <w:r>
+        <w:t>работы</w:t>
+      </w:r>
+      <w:r>
+        <w:rPr>
+          <w:lang w:val="en-US"/>
+        </w:rPr>
+        <w:t xml:space="preserve"> </w:t>
+      </w:r>
+      <w:r>
+        <w:t>функции</w:t>
+      </w:r>
+      <w:r>
+        <w:rPr>
+          <w:lang w:val="en-US"/>
+        </w:rPr>
+        <w:t xml:space="preserve">: </w:t>
+      </w:r>
+      <w:r>
+        <w:rPr>
+          <w:rFonts w:ascii="Cascadia Mono" w:hAnsi="Cascadia Mono" w:cs="Cascadia Mono"/>
+          <w:color w:val="000000"/>
+          <w:kern w:val="0"/>
+          <w:sz w:val="19"/>
+          <w:szCs w:val="19"/>
+          <w:highlight w:val="white"/>
+          <w:lang w:val="en-US"/>
+        </w:rPr>
+        <w:t xml:space="preserve">        </w:t>
+      </w:r>
+    </w:p>
+    <w:p>
+      <w:pPr>
+        <w:autoSpaceDE w:val="0"/>
+        <w:autoSpaceDN w:val="0"/>
+        <w:adjustRightInd w:val="0"/>
+        <w:spacing w:after="0"/>
+        <w:rPr>
+          <w:rFonts w:ascii="Cascadia Mono" w:hAnsi="Cascadia Mono" w:cs="Cascadia Mono"/>
+          <w:color w:val="000000"/>
+          <w:kern w:val="0"/>
+          <w:sz w:val="19"/>
+          <w:szCs w:val="19"/>
+          <w:highlight w:val="white"/>
+          <w:lang w:val="en-US"/>
+        </w:rPr>
+      </w:pPr>
+    </w:p>
+    <w:p>
+      <w:pPr>
+        <w:autoSpaceDE w:val="0"/>
+        <w:autoSpaceDN w:val="0"/>
+        <w:adjustRightInd w:val="0"/>
+        <w:spacing w:after="0"/>
+        <w:rPr>
+          <w:rFonts w:ascii="Cascadia Mono" w:hAnsi="Cascadia Mono" w:cs="Cascadia Mono"/>
+          <w:color w:val="000000"/>
+          <w:kern w:val="0"/>
+          <w:sz w:val="19"/>
+          <w:szCs w:val="19"/>
+          <w:highlight w:val="white"/>
+          <w:lang w:val="en-US"/>
+        </w:rPr>
+      </w:pPr>
+      <w:proofErr w:type="gramStart"/>
+      <w:r>
+        <w:rPr>
+          <w:rFonts w:ascii="Cascadia Mono" w:hAnsi="Cascadia Mono" w:cs="Cascadia Mono"/>
+          <w:color w:val="0000FF"/>
+          <w:kern w:val="0"/>
+          <w:sz w:val="19"/>
+          <w:szCs w:val="19"/>
+          <w:highlight w:val="white"/>
+          <w:lang w:val="en-US"/>
+        </w:rPr>
+        <w:t>public</w:t>
+      </w:r>
+      <w:proofErr w:type="gramEnd"/>
+      <w:r>
+        <w:rPr>
+          <w:rFonts w:ascii="Cascadia Mono" w:hAnsi="Cascadia Mono" w:cs="Cascadia Mono"/>
+          <w:color w:val="000000"/>
+          <w:kern w:val="0"/>
+          <w:sz w:val="19"/>
+          <w:szCs w:val="19"/>
+          <w:highlight w:val="white"/>
+          <w:lang w:val="en-US"/>
+        </w:rPr>
+        <w:t xml:space="preserve"> </w:t>
+      </w:r>
+      <w:r>
+        <w:rPr>
+          <w:rFonts w:ascii="Cascadia Mono" w:hAnsi="Cascadia Mono" w:cs="Cascadia Mono"/>
+          <w:color w:val="0000FF"/>
+          <w:kern w:val="0"/>
+          <w:sz w:val="19"/>
+          <w:szCs w:val="19"/>
+          <w:highlight w:val="white"/>
+          <w:lang w:val="en-US"/>
+        </w:rPr>
+        <w:t>static</w:t>
+      </w:r>
+      <w:r>
+        <w:rPr>
+          <w:rFonts w:ascii="Cascadia Mono" w:hAnsi="Cascadia Mono" w:cs="Cascadia Mono"/>
+          <w:color w:val="000000"/>
+          <w:kern w:val="0"/>
+          <w:sz w:val="19"/>
+          <w:szCs w:val="19"/>
+          <w:highlight w:val="white"/>
+          <w:lang w:val="en-US"/>
+        </w:rPr>
+        <w:t xml:space="preserve"> </w:t>
+      </w:r>
+      <w:proofErr w:type="spellStart"/>
+      <w:r>
+        <w:rPr>
+          <w:rFonts w:ascii="Cascadia Mono" w:hAnsi="Cascadia Mono" w:cs="Cascadia Mono"/>
+          <w:color w:val="0000FF"/>
+          <w:kern w:val="0"/>
+          <w:sz w:val="19"/>
+          <w:szCs w:val="19"/>
+          <w:highlight w:val="white"/>
+          <w:lang w:val="en-US"/>
+        </w:rPr>
+        <w:t>int</w:t>
+      </w:r>
+      <w:proofErr w:type="spellEnd"/>
+      <w:r>
+        <w:rPr>
+          <w:rFonts w:ascii="Cascadia Mono" w:hAnsi="Cascadia Mono" w:cs="Cascadia Mono"/>
+          <w:color w:val="000000"/>
+          <w:kern w:val="0"/>
+          <w:sz w:val="19"/>
+          <w:szCs w:val="19"/>
+          <w:highlight w:val="white"/>
+          <w:lang w:val="en-US"/>
+        </w:rPr>
+        <w:t xml:space="preserve"> Input()</w:t>
+      </w:r>
+    </w:p>
+    <w:p>
+      <w:pPr>
+        <w:autoSpaceDE w:val="0"/>
+        <w:autoSpaceDN w:val="0"/>
+        <w:adjustRightInd w:val="0"/>
+        <w:spacing w:after="0"/>
+        <w:rPr>
+          <w:rFonts w:ascii="Cascadia Mono" w:hAnsi="Cascadia Mono" w:cs="Cascadia Mono"/>
+          <w:color w:val="000000"/>
+          <w:kern w:val="0"/>
+          <w:sz w:val="19"/>
+          <w:szCs w:val="19"/>
+          <w:highlight w:val="white"/>
+          <w:lang w:val="en-US"/>
+        </w:rPr>
+      </w:pPr>
+      <w:r>
+        <w:rPr>
+          <w:rFonts w:ascii="Cascadia Mono" w:hAnsi="Cascadia Mono" w:cs="Cascadia Mono"/>
+          <w:color w:val="000000"/>
+          <w:kern w:val="0"/>
+          <w:sz w:val="19"/>
+          <w:szCs w:val="19"/>
+          <w:highlight w:val="white"/>
+          <w:lang w:val="en-US"/>
+        </w:rPr>
+        <w:t xml:space="preserve">        {</w:t>
+      </w:r>
+    </w:p>
+    <w:p>
+      <w:pPr>
+        <w:autoSpaceDE w:val="0"/>
+        <w:autoSpaceDN w:val="0"/>
+        <w:adjustRightInd w:val="0"/>
+        <w:spacing w:after="0"/>
+        <w:rPr>
+          <w:rFonts w:ascii="Cascadia Mono" w:hAnsi="Cascadia Mono" w:cs="Cascadia Mono"/>
+          <w:color w:val="000000"/>
+          <w:kern w:val="0"/>
+          <w:sz w:val="19"/>
+          <w:szCs w:val="19"/>
+          <w:highlight w:val="white"/>
+          <w:lang w:val="en-US"/>
+        </w:rPr>
+      </w:pPr>
+      <w:r>
+        <w:rPr>
+          <w:rFonts w:ascii="Cascadia Mono" w:hAnsi="Cascadia Mono" w:cs="Cascadia Mono"/>
+          <w:color w:val="000000"/>
+          <w:kern w:val="0"/>
+          <w:sz w:val="19"/>
+          <w:szCs w:val="19"/>
+          <w:highlight w:val="white"/>
+          <w:lang w:val="en-US"/>
+        </w:rPr>
+        <w:t xml:space="preserve">            </w:t>
+      </w:r>
+      <w:proofErr w:type="gramStart"/>
+      <w:r>
+        <w:rPr>
+          <w:rFonts w:ascii="Cascadia Mono" w:hAnsi="Cascadia Mono" w:cs="Cascadia Mono"/>
+          <w:color w:val="0000FF"/>
+          <w:kern w:val="0"/>
+          <w:sz w:val="19"/>
+          <w:szCs w:val="19"/>
+          <w:highlight w:val="white"/>
+          <w:lang w:val="en-US"/>
+        </w:rPr>
+        <w:t>while</w:t>
+      </w:r>
+      <w:proofErr w:type="gramEnd"/>
+      <w:r>
+        <w:rPr>
+          <w:rFonts w:ascii="Cascadia Mono" w:hAnsi="Cascadia Mono" w:cs="Cascadia Mono"/>
+          <w:color w:val="000000"/>
+          <w:kern w:val="0"/>
+          <w:sz w:val="19"/>
+          <w:szCs w:val="19"/>
+          <w:highlight w:val="white"/>
+          <w:lang w:val="en-US"/>
+        </w:rPr>
+        <w:t xml:space="preserve"> (</w:t>
+      </w:r>
+      <w:r>
+        <w:rPr>
+          <w:rFonts w:ascii="Cascadia Mono" w:hAnsi="Cascadia Mono" w:cs="Cascadia Mono"/>
+          <w:color w:val="0000FF"/>
+          <w:kern w:val="0"/>
+          <w:sz w:val="19"/>
+          <w:szCs w:val="19"/>
+          <w:highlight w:val="white"/>
+          <w:lang w:val="en-US"/>
+        </w:rPr>
+        <w:t>true</w:t>
+      </w:r>
+      <w:r>
+        <w:rPr>
+          <w:rFonts w:ascii="Cascadia Mono" w:hAnsi="Cascadia Mono" w:cs="Cascadia Mono"/>
+          <w:color w:val="000000"/>
+          <w:kern w:val="0"/>
+          <w:sz w:val="19"/>
+          <w:szCs w:val="19"/>
+          <w:highlight w:val="white"/>
+          <w:lang w:val="en-US"/>
+        </w:rPr>
+        <w:t>)</w:t>
+      </w:r>
+    </w:p>
+    <w:p>
+      <w:pPr>
+        <w:autoSpaceDE w:val="0"/>
+        <w:autoSpaceDN w:val="0"/>
+        <w:adjustRightInd w:val="0"/>
+        <w:spacing w:after="0"/>
+        <w:rPr>
+          <w:rFonts w:ascii="Cascadia Mono" w:hAnsi="Cascadia Mono" w:cs="Cascadia Mono"/>
+          <w:color w:val="000000"/>
+          <w:kern w:val="0"/>
+          <w:sz w:val="19"/>
+          <w:szCs w:val="19"/>
+          <w:highlight w:val="white"/>
+          <w:lang w:val="en-US"/>
+        </w:rPr>
+      </w:pPr>
+      <w:r>
+        <w:rPr>
+          <w:rFonts w:ascii="Cascadia Mono" w:hAnsi="Cascadia Mono" w:cs="Cascadia Mono"/>
+          <w:color w:val="000000"/>
+          <w:kern w:val="0"/>
+          <w:sz w:val="19"/>
+          <w:szCs w:val="19"/>
+          <w:highlight w:val="white"/>
+          <w:lang w:val="en-US"/>
+        </w:rPr>
+        <w:t xml:space="preserve">            {</w:t>
+      </w:r>
+    </w:p>
+    <w:p>
+      <w:pPr>
+        <w:autoSpaceDE w:val="0"/>
+        <w:autoSpaceDN w:val="0"/>
+        <w:adjustRightInd w:val="0"/>
+        <w:spacing w:after="0"/>
+        <w:rPr>
+          <w:rFonts w:ascii="Cascadia Mono" w:hAnsi="Cascadia Mono" w:cs="Cascadia Mono"/>
+          <w:color w:val="000000"/>
+          <w:kern w:val="0"/>
+          <w:sz w:val="19"/>
+          <w:szCs w:val="19"/>
+          <w:highlight w:val="white"/>
+          <w:lang w:val="en-US"/>
+        </w:rPr>
+      </w:pPr>
+      <w:r>
+        <w:rPr>
+          <w:rFonts w:ascii="Cascadia Mono" w:hAnsi="Cascadia Mono" w:cs="Cascadia Mono"/>
+          <w:color w:val="000000"/>
+          <w:kern w:val="0"/>
+          <w:sz w:val="19"/>
+          <w:szCs w:val="19"/>
+          <w:highlight w:val="white"/>
+          <w:lang w:val="en-US"/>
+        </w:rPr>
+        <w:t xml:space="preserve">                </w:t>
+      </w:r>
+      <w:proofErr w:type="gramStart"/>
+      <w:r>
+        <w:rPr>
+          <w:rFonts w:ascii="Cascadia Mono" w:hAnsi="Cascadia Mono" w:cs="Cascadia Mono"/>
+          <w:color w:val="0000FF"/>
+          <w:kern w:val="0"/>
+          <w:sz w:val="19"/>
+          <w:szCs w:val="19"/>
+          <w:highlight w:val="white"/>
+          <w:lang w:val="en-US"/>
+        </w:rPr>
+        <w:t>string</w:t>
+      </w:r>
+      <w:proofErr w:type="gramEnd"/>
+      <w:r>
+        <w:rPr>
+          <w:rFonts w:ascii="Cascadia Mono" w:hAnsi="Cascadia Mono" w:cs="Cascadia Mono"/>
+          <w:color w:val="000000"/>
+          <w:kern w:val="0"/>
+          <w:sz w:val="19"/>
+          <w:szCs w:val="19"/>
+          <w:highlight w:val="white"/>
+          <w:lang w:val="en-US"/>
+        </w:rPr>
+        <w:t xml:space="preserve"> a = </w:t>
+      </w:r>
+      <w:proofErr w:type="spellStart"/>
+      <w:r>
+        <w:rPr>
+          <w:rFonts w:ascii="Cascadia Mono" w:hAnsi="Cascadia Mono" w:cs="Cascadia Mono"/>
+          <w:color w:val="2B91AF"/>
+          <w:kern w:val="0"/>
+          <w:sz w:val="19"/>
+          <w:szCs w:val="19"/>
+          <w:highlight w:val="white"/>
+          <w:lang w:val="en-US"/>
+        </w:rPr>
+        <w:t>Console</w:t>
+      </w:r>
+      <w:r>
+        <w:rPr>
+          <w:rFonts w:ascii="Cascadia Mono" w:hAnsi="Cascadia Mono" w:cs="Cascadia Mono"/>
+          <w:color w:val="000000"/>
+          <w:kern w:val="0"/>
+          <w:sz w:val="19"/>
+          <w:szCs w:val="19"/>
+          <w:highlight w:val="white"/>
+          <w:lang w:val="en-US"/>
+        </w:rPr>
+        <w:t>.ReadLine</w:t>
+      </w:r>
+      <w:proofErr w:type="spellEnd"/>
+      <w:r>
+        <w:rPr>
+          <w:rFonts w:ascii="Cascadia Mono" w:hAnsi="Cascadia Mono" w:cs="Cascadia Mono"/>
+          <w:color w:val="000000"/>
+          <w:kern w:val="0"/>
+          <w:sz w:val="19"/>
+          <w:szCs w:val="19"/>
+          <w:highlight w:val="white"/>
+          <w:lang w:val="en-US"/>
+        </w:rPr>
+        <w:t>();</w:t>
+      </w:r>
+    </w:p>
+    <w:p>
+      <w:pPr>
+        <w:autoSpaceDE w:val="0"/>
+        <w:autoSpaceDN w:val="0"/>
+        <w:adjustRightInd w:val="0"/>
+        <w:spacing w:after="0"/>
+        <w:rPr>
+          <w:rFonts w:ascii="Cascadia Mono" w:hAnsi="Cascadia Mono" w:cs="Cascadia Mono"/>
+          <w:color w:val="000000"/>
+          <w:kern w:val="0"/>
+          <w:sz w:val="19"/>
+          <w:szCs w:val="19"/>
+          <w:highlight w:val="white"/>
+          <w:lang w:val="en-US"/>
+        </w:rPr>
+      </w:pPr>
+      <w:r>
+        <w:rPr>
+          <w:rFonts w:ascii="Cascadia Mono" w:hAnsi="Cascadia Mono" w:cs="Cascadia Mono"/>
+          <w:color w:val="000000"/>
+          <w:kern w:val="0"/>
+          <w:sz w:val="19"/>
+          <w:szCs w:val="19"/>
+          <w:highlight w:val="white"/>
+          <w:lang w:val="en-US"/>
+        </w:rPr>
+        <w:t xml:space="preserve">                </w:t>
+      </w:r>
+      <w:proofErr w:type="gramStart"/>
+      <w:r>
+        <w:rPr>
+          <w:rFonts w:ascii="Cascadia Mono" w:hAnsi="Cascadia Mono" w:cs="Cascadia Mono"/>
+          <w:color w:val="0000FF"/>
+          <w:kern w:val="0"/>
+          <w:sz w:val="19"/>
+          <w:szCs w:val="19"/>
+          <w:highlight w:val="white"/>
+          <w:lang w:val="en-US"/>
+        </w:rPr>
+        <w:t>bool</w:t>
+      </w:r>
+      <w:proofErr w:type="gramEnd"/>
+      <w:r>
+        <w:rPr>
+          <w:rFonts w:ascii="Cascadia Mono" w:hAnsi="Cascadia Mono" w:cs="Cascadia Mono"/>
+          <w:color w:val="000000"/>
+          <w:kern w:val="0"/>
+          <w:sz w:val="19"/>
+          <w:szCs w:val="19"/>
+          <w:highlight w:val="white"/>
+          <w:lang w:val="en-US"/>
+        </w:rPr>
+        <w:t xml:space="preserve"> isValid1 = </w:t>
+      </w:r>
+      <w:proofErr w:type="spellStart"/>
+      <w:r>
+        <w:rPr>
+          <w:rFonts w:ascii="Cascadia Mono" w:hAnsi="Cascadia Mono" w:cs="Cascadia Mono"/>
+          <w:color w:val="0000FF"/>
+          <w:kern w:val="0"/>
+          <w:sz w:val="19"/>
+          <w:szCs w:val="19"/>
+          <w:highlight w:val="white"/>
+          <w:lang w:val="en-US"/>
+        </w:rPr>
+        <w:t>int</w:t>
+      </w:r>
+      <w:r>
+        <w:rPr>
+          <w:rFonts w:ascii="Cascadia Mono" w:hAnsi="Cascadia Mono" w:cs="Cascadia Mono"/>
+          <w:color w:val="000000"/>
+          <w:kern w:val="0"/>
+          <w:sz w:val="19"/>
+          <w:szCs w:val="19"/>
+          <w:highlight w:val="white"/>
+          <w:lang w:val="en-US"/>
+        </w:rPr>
+        <w:t>.TryParse</w:t>
+      </w:r>
+      <w:proofErr w:type="spellEnd"/>
+      <w:r>
+        <w:rPr>
+          <w:rFonts w:ascii="Cascadia Mono" w:hAnsi="Cascadia Mono" w:cs="Cascadia Mono"/>
+          <w:color w:val="000000"/>
+          <w:kern w:val="0"/>
+          <w:sz w:val="19"/>
+          <w:szCs w:val="19"/>
+          <w:highlight w:val="white"/>
+          <w:lang w:val="en-US"/>
+        </w:rPr>
+        <w:t xml:space="preserve">(a, </w:t>
+      </w:r>
+      <w:r>
+        <w:rPr>
+          <w:rFonts w:ascii="Cascadia Mono" w:hAnsi="Cascadia Mono" w:cs="Cascadia Mono"/>
+          <w:color w:val="0000FF"/>
+          <w:kern w:val="0"/>
+          <w:sz w:val="19"/>
+          <w:szCs w:val="19"/>
+          <w:highlight w:val="white"/>
+          <w:lang w:val="en-US"/>
+        </w:rPr>
+        <w:t>out</w:t>
+      </w:r>
+      <w:r>
+        <w:rPr>
+          <w:rFonts w:ascii="Cascadia Mono" w:hAnsi="Cascadia Mono" w:cs="Cascadia Mono"/>
+          <w:color w:val="000000"/>
+          <w:kern w:val="0"/>
+          <w:sz w:val="19"/>
+          <w:szCs w:val="19"/>
+          <w:highlight w:val="white"/>
+          <w:lang w:val="en-US"/>
+        </w:rPr>
+        <w:t xml:space="preserve"> </w:t>
+      </w:r>
+      <w:proofErr w:type="spellStart"/>
+      <w:r>
+        <w:rPr>
+          <w:rFonts w:ascii="Cascadia Mono" w:hAnsi="Cascadia Mono" w:cs="Cascadia Mono"/>
+          <w:color w:val="0000FF"/>
+          <w:kern w:val="0"/>
+          <w:sz w:val="19"/>
+          <w:szCs w:val="19"/>
+          <w:highlight w:val="white"/>
+          <w:lang w:val="en-US"/>
+        </w:rPr>
+        <w:t>int</w:t>
+      </w:r>
+      <w:proofErr w:type="spellEnd"/>
+      <w:r>
+        <w:rPr>
+          <w:rFonts w:ascii="Cascadia Mono" w:hAnsi="Cascadia Mono" w:cs="Cascadia Mono"/>
+          <w:color w:val="000000"/>
+          <w:kern w:val="0"/>
+          <w:sz w:val="19"/>
+          <w:szCs w:val="19"/>
+          <w:highlight w:val="white"/>
+          <w:lang w:val="en-US"/>
+        </w:rPr>
+        <w:t xml:space="preserve"> number) &amp;&amp; number &gt; 0;</w:t>
+      </w:r>
+    </w:p>
+    <w:p>
+      <w:pPr>
+        <w:autoSpaceDE w:val="0"/>
+        <w:autoSpaceDN w:val="0"/>
+        <w:adjustRightInd w:val="0"/>
+        <w:spacing w:after="0"/>
+        <w:rPr>
+          <w:rFonts w:ascii="Cascadia Mono" w:hAnsi="Cascadia Mono" w:cs="Cascadia Mono"/>
+          <w:color w:val="000000"/>
+          <w:kern w:val="0"/>
+          <w:sz w:val="19"/>
+          <w:szCs w:val="19"/>
+          <w:highlight w:val="white"/>
+          <w:lang w:val="en-US"/>
+        </w:rPr>
+      </w:pPr>
+      <w:r>
+        <w:rPr>
+          <w:rFonts w:ascii="Cascadia Mono" w:hAnsi="Cascadia Mono" w:cs="Cascadia Mono"/>
+          <w:color w:val="000000"/>
+          <w:kern w:val="0"/>
+          <w:sz w:val="19"/>
+          <w:szCs w:val="19"/>
+          <w:highlight w:val="white"/>
+          <w:lang w:val="en-US"/>
+        </w:rPr>
+        <w:t xml:space="preserve">                </w:t>
+      </w:r>
+      <w:proofErr w:type="gramStart"/>
+      <w:r>
+        <w:rPr>
+          <w:rFonts w:ascii="Cascadia Mono" w:hAnsi="Cascadia Mono" w:cs="Cascadia Mono"/>
+          <w:color w:val="0000FF"/>
+          <w:kern w:val="0"/>
+          <w:sz w:val="19"/>
+          <w:szCs w:val="19"/>
+          <w:highlight w:val="white"/>
+          <w:lang w:val="en-US"/>
+        </w:rPr>
+        <w:t>if</w:t>
+      </w:r>
+      <w:proofErr w:type="gramEnd"/>
+      <w:r>
+        <w:rPr>
+          <w:rFonts w:ascii="Cascadia Mono" w:hAnsi="Cascadia Mono" w:cs="Cascadia Mono"/>
+          <w:color w:val="000000"/>
+          <w:kern w:val="0"/>
+          <w:sz w:val="19"/>
+          <w:szCs w:val="19"/>
+          <w:highlight w:val="white"/>
+          <w:lang w:val="en-US"/>
+        </w:rPr>
+        <w:t xml:space="preserve"> (isValid1)</w:t>
+      </w:r>
+    </w:p>
+    <w:p>
+      <w:pPr>
+        <w:autoSpaceDE w:val="0"/>
+        <w:autoSpaceDN w:val="0"/>
+        <w:adjustRightInd w:val="0"/>
+        <w:spacing w:after="0"/>
+        <w:rPr>
+          <w:rFonts w:ascii="Cascadia Mono" w:hAnsi="Cascadia Mono" w:cs="Cascadia Mono"/>
+          <w:color w:val="000000"/>
+          <w:kern w:val="0"/>
+          <w:sz w:val="19"/>
+          <w:szCs w:val="19"/>
+          <w:highlight w:val="white"/>
+          <w:lang w:val="en-US"/>
+        </w:rPr>
+      </w:pPr>
+      <w:r>
+        <w:rPr>
+          <w:rFonts w:ascii="Cascadia Mono" w:hAnsi="Cascadia Mono" w:cs="Cascadia Mono"/>
+          <w:color w:val="000000"/>
+          <w:kern w:val="0"/>
+          <w:sz w:val="19"/>
+          <w:szCs w:val="19"/>
+          <w:highlight w:val="white"/>
+          <w:lang w:val="en-US"/>
+        </w:rPr>
+        <w:t xml:space="preserve">                {</w:t>
+      </w:r>
+    </w:p>
+    <w:p>
+      <w:pPr>
+        <w:autoSpaceDE w:val="0"/>
+        <w:autoSpaceDN w:val="0"/>
+        <w:adjustRightInd w:val="0"/>
+        <w:spacing w:after="0"/>
+        <w:rPr>
+          <w:rFonts w:ascii="Cascadia Mono" w:hAnsi="Cascadia Mono" w:cs="Cascadia Mono"/>
+          <w:color w:val="000000"/>
+          <w:kern w:val="0"/>
+          <w:sz w:val="19"/>
+          <w:szCs w:val="19"/>
+          <w:highlight w:val="white"/>
+          <w:lang w:val="en-US"/>
+        </w:rPr>
+      </w:pPr>
+      <w:r>
+        <w:rPr>
+          <w:rFonts w:ascii="Cascadia Mono" w:hAnsi="Cascadia Mono" w:cs="Cascadia Mono"/>
+          <w:color w:val="000000"/>
+          <w:kern w:val="0"/>
+          <w:sz w:val="19"/>
+          <w:szCs w:val="19"/>
+          <w:highlight w:val="white"/>
+          <w:lang w:val="en-US"/>
+        </w:rPr>
+        <w:t xml:space="preserve">                    </w:t>
+      </w:r>
+      <w:proofErr w:type="gramStart"/>
+      <w:r>
+        <w:rPr>
+          <w:rFonts w:ascii="Cascadia Mono" w:hAnsi="Cascadia Mono" w:cs="Cascadia Mono"/>
+          <w:color w:val="0000FF"/>
+          <w:kern w:val="0"/>
+          <w:sz w:val="19"/>
+          <w:szCs w:val="19"/>
+          <w:highlight w:val="white"/>
+          <w:lang w:val="en-US"/>
+        </w:rPr>
+        <w:t>return</w:t>
+      </w:r>
+      <w:proofErr w:type="gramEnd"/>
+      <w:r>
+        <w:rPr>
+          <w:rFonts w:ascii="Cascadia Mono" w:hAnsi="Cascadia Mono" w:cs="Cascadia Mono"/>
+          <w:color w:val="000000"/>
+          <w:kern w:val="0"/>
+          <w:sz w:val="19"/>
+          <w:szCs w:val="19"/>
+          <w:highlight w:val="white"/>
+          <w:lang w:val="en-US"/>
+        </w:rPr>
+        <w:t xml:space="preserve"> number;</w:t>
+      </w:r>
+    </w:p>
+    <w:p>
+      <w:pPr>
+        <w:autoSpaceDE w:val="0"/>
+        <w:autoSpaceDN w:val="0"/>
+        <w:adjustRightInd w:val="0"/>
+        <w:spacing w:after="0"/>
+        <w:rPr>
+          <w:rFonts w:ascii="Cascadia Mono" w:hAnsi="Cascadia Mono" w:cs="Cascadia Mono"/>
+          <w:color w:val="000000"/>
+          <w:kern w:val="0"/>
+          <w:sz w:val="19"/>
+          <w:szCs w:val="19"/>
+          <w:highlight w:val="white"/>
+          <w:lang w:val="en-US"/>
+        </w:rPr>
+      </w:pPr>
+      <w:r>
+        <w:rPr>
+          <w:rFonts w:ascii="Cascadia Mono" w:hAnsi="Cascadia Mono" w:cs="Cascadia Mono"/>
+          <w:color w:val="000000"/>
+          <w:kern w:val="0"/>
+          <w:sz w:val="19"/>
+          <w:szCs w:val="19"/>
+          <w:highlight w:val="white"/>
+          <w:lang w:val="en-US"/>
+        </w:rPr>
+        <w:t xml:space="preserve">                }</w:t>
+      </w:r>
+    </w:p>
+    <w:p>
+      <w:pPr>
+        <w:autoSpaceDE w:val="0"/>
+        <w:autoSpaceDN w:val="0"/>
+        <w:adjustRightInd w:val="0"/>
+        <w:spacing w:after="0"/>
+        <w:rPr>
+          <w:rFonts w:ascii="Cascadia Mono" w:hAnsi="Cascadia Mono" w:cs="Cascadia Mono"/>
+          <w:color w:val="000000"/>
+          <w:kern w:val="0"/>
+          <w:sz w:val="19"/>
+          <w:szCs w:val="19"/>
+          <w:highlight w:val="white"/>
+          <w:lang w:val="en-US"/>
+        </w:rPr>
+      </w:pPr>
+      <w:r>
+        <w:rPr>
+          <w:rFonts w:ascii="Cascadia Mono" w:hAnsi="Cascadia Mono" w:cs="Cascadia Mono"/>
+          <w:color w:val="000000"/>
+          <w:kern w:val="0"/>
+          <w:sz w:val="19"/>
+          <w:szCs w:val="19"/>
+          <w:highlight w:val="white"/>
+          <w:lang w:val="en-US"/>
+        </w:rPr>
+        <w:t xml:space="preserve">                </w:t>
+      </w:r>
+      <w:proofErr w:type="gramStart"/>
+      <w:r>
+        <w:rPr>
+          <w:rFonts w:ascii="Cascadia Mono" w:hAnsi="Cascadia Mono" w:cs="Cascadia Mono"/>
+          <w:color w:val="0000FF"/>
+          <w:kern w:val="0"/>
+          <w:sz w:val="19"/>
+          <w:szCs w:val="19"/>
+          <w:highlight w:val="white"/>
+          <w:lang w:val="en-US"/>
+        </w:rPr>
+        <w:t>else</w:t>
+      </w:r>
+      <w:proofErr w:type="gramEnd"/>
+    </w:p>
+    <w:p>
+      <w:pPr>
+        <w:autoSpaceDE w:val="0"/>
+        <w:autoSpaceDN w:val="0"/>
+        <w:adjustRightInd w:val="0"/>
+        <w:spacing w:after="0"/>
+        <w:rPr>
+          <w:rFonts w:ascii="Cascadia Mono" w:hAnsi="Cascadia Mono" w:cs="Cascadia Mono"/>
+          <w:color w:val="000000"/>
+          <w:kern w:val="0"/>
+          <w:sz w:val="19"/>
+          <w:szCs w:val="19"/>
+          <w:highlight w:val="white"/>
+          <w:lang w:val="en-US"/>
+        </w:rPr>
+      </w:pPr>
+      <w:r>
+        <w:rPr>
+          <w:rFonts w:ascii="Cascadia Mono" w:hAnsi="Cascadia Mono" w:cs="Cascadia Mono"/>
+          <w:color w:val="000000"/>
+          <w:kern w:val="0"/>
+          <w:sz w:val="19"/>
+          <w:szCs w:val="19"/>
+          <w:highlight w:val="white"/>
+          <w:lang w:val="en-US"/>
+        </w:rPr>
+        <w:t xml:space="preserve">                {</w:t>
+      </w:r>
+    </w:p>
+    <w:p>
+      <w:pPr>
+        <w:autoSpaceDE w:val="0"/>
+        <w:autoSpaceDN w:val="0"/>
+        <w:adjustRightInd w:val="0"/>
+        <w:spacing w:after="0"/>
+        <w:rPr>
+          <w:rFonts w:ascii="Cascadia Mono" w:hAnsi="Cascadia Mono" w:cs="Cascadia Mono"/>
+          <w:color w:val="000000"/>
+          <w:kern w:val="0"/>
+          <w:sz w:val="19"/>
+          <w:szCs w:val="19"/>
+          <w:highlight w:val="white"/>
+        </w:rPr>
+      </w:pPr>
+      <w:r>
+        <w:rPr>
+          <w:rFonts w:ascii="Cascadia Mono" w:hAnsi="Cascadia Mono" w:cs="Cascadia Mono"/>
+          <w:color w:val="000000"/>
+          <w:kern w:val="0"/>
+          <w:sz w:val="19"/>
+          <w:szCs w:val="19"/>
+          <w:highlight w:val="white"/>
+          <w:lang w:val="en-US"/>
+        </w:rPr>
+        <w:t xml:space="preserve">                    </w:t>
+      </w:r>
+      <w:proofErr w:type="spellStart"/>
+      <w:r>
+        <w:rPr>
+          <w:rFonts w:ascii="Cascadia Mono" w:hAnsi="Cascadia Mono" w:cs="Cascadia Mono"/>
+          <w:color w:val="2B91AF"/>
+          <w:kern w:val="0"/>
+          <w:sz w:val="19"/>
+          <w:szCs w:val="19"/>
+          <w:highlight w:val="white"/>
+        </w:rPr>
+        <w:t>Console</w:t>
+      </w:r>
+      <w:r>
+        <w:rPr>
+          <w:rFonts w:ascii="Cascadia Mono" w:hAnsi="Cascadia Mono" w:cs="Cascadia Mono"/>
+          <w:color w:val="000000"/>
+          <w:kern w:val="0"/>
+          <w:sz w:val="19"/>
+          <w:szCs w:val="19"/>
+          <w:highlight w:val="white"/>
+        </w:rPr>
+        <w:t>.Write</w:t>
+      </w:r>
+      <w:proofErr w:type="spellEnd"/>
+      <w:r>
+        <w:rPr>
+          <w:rFonts w:ascii="Cascadia Mono" w:hAnsi="Cascadia Mono" w:cs="Cascadia Mono"/>
+          <w:color w:val="000000"/>
+          <w:kern w:val="0"/>
+          <w:sz w:val="19"/>
+          <w:szCs w:val="19"/>
+          <w:highlight w:val="white"/>
+        </w:rPr>
+        <w:t>(</w:t>
+      </w:r>
+      <w:r>
+        <w:rPr>
+          <w:rFonts w:ascii="Cascadia Mono" w:hAnsi="Cascadia Mono" w:cs="Cascadia Mono"/>
+          <w:color w:val="A31515"/>
+          <w:kern w:val="0"/>
+          <w:sz w:val="19"/>
+          <w:szCs w:val="19"/>
+          <w:highlight w:val="white"/>
+        </w:rPr>
+        <w:t>"Ошибка попробуй еще раз"</w:t>
+      </w:r>
+      <w:r>
+        <w:rPr>
+          <w:rFonts w:ascii="Cascadia Mono" w:hAnsi="Cascadia Mono" w:cs="Cascadia Mono"/>
+          <w:color w:val="000000"/>
+          <w:kern w:val="0"/>
+          <w:sz w:val="19"/>
+          <w:szCs w:val="19"/>
+          <w:highlight w:val="white"/>
+        </w:rPr>
+        <w:t>);</w:t>
+      </w:r>
+    </w:p>
+    <w:p>
+      <w:pPr>
+        <w:autoSpaceDE w:val="0"/>
+        <w:autoSpaceDN w:val="0"/>
+        <w:adjustRightInd w:val="0"/>
+        <w:spacing w:after="0"/>
+        <w:rPr>
+          <w:rFonts w:ascii="Cascadia Mono" w:hAnsi="Cascadia Mono" w:cs="Cascadia Mono"/>
+          <w:color w:val="000000"/>
+          <w:kern w:val="0"/>
+          <w:sz w:val="19"/>
+          <w:szCs w:val="19"/>
+          <w:highlight w:val="white"/>
+        </w:rPr>
+      </w:pPr>
+      <w:r>
+        <w:rPr>
+          <w:rFonts w:ascii="Cascadia Mono" w:hAnsi="Cascadia Mono" w:cs="Cascadia Mono"/>
+          <w:color w:val="000000"/>
+          <w:kern w:val="0"/>
+          <w:sz w:val="19"/>
+          <w:szCs w:val="19"/>
+          <w:highlight w:val="white"/>
+        </w:rPr>
+        <w:t xml:space="preserve">                }</w:t>
+      </w:r>
+    </w:p>
+    <w:p>
+      <w:pPr>
+        <w:autoSpaceDE w:val="0"/>
+        <w:autoSpaceDN w:val="0"/>
+        <w:adjustRightInd w:val="0"/>
+        <w:spacing w:after="0"/>
+        <w:rPr>
+          <w:rFonts w:ascii="Cascadia Mono" w:hAnsi="Cascadia Mono" w:cs="Cascadia Mono"/>
+          <w:color w:val="000000"/>
+          <w:kern w:val="0"/>
+          <w:sz w:val="19"/>
+          <w:szCs w:val="19"/>
+          <w:highlight w:val="white"/>
+        </w:rPr>
+      </w:pPr>
+      <w:r>
+        <w:rPr>
+          <w:rFonts w:ascii="Cascadia Mono" w:hAnsi="Cascadia Mono" w:cs="Cascadia Mono"/>
+          <w:color w:val="000000"/>
+          <w:kern w:val="0"/>
+          <w:sz w:val="19"/>
+          <w:szCs w:val="19"/>
+          <w:highlight w:val="white"/>
+        </w:rPr>
+        <w:t xml:space="preserve">            }</w:t>
+      </w:r>
+    </w:p>
+    <w:p>
+      <w:pPr>
+        <w:autoSpaceDE w:val="0"/>
+        <w:autoSpaceDN w:val="0"/>
+        <w:adjustRightInd w:val="0"/>
+        <w:spacing w:after="0"/>
+        <w:rPr>
+          <w:rFonts w:ascii="Cascadia Mono" w:hAnsi="Cascadia Mono" w:cs="Cascadia Mono"/>
+          <w:color w:val="000000"/>
+          <w:kern w:val="0"/>
+          <w:sz w:val="19"/>
+          <w:szCs w:val="19"/>
+          <w:highlight w:val="white"/>
+        </w:rPr>
+      </w:pPr>
+    </w:p>
+    <w:p>
+      <w:pPr>
         <w:spacing w:after="0"/>
         <w:ind w:firstLine="360"/>
         <w:jc w:val="both"/>
       </w:pPr>
       <w:r>
-        <w:t xml:space="preserve">Алгоритм работы функции: ввод данных с клавиатуры, присвоение значений этих данных в переменные, проверка на корректность данных, возвращение значений из </w:t>
-      </w:r>
-      <w:proofErr w:type="spellStart"/>
-      <w:r>
-        <w:t>фуцнкции</w:t>
-      </w:r>
-      <w:proofErr w:type="spellEnd"/>
-      <w:r>
-        <w:t xml:space="preserve"> с помощью </w:t>
-      </w:r>
-      <w:r>
-        <w:rPr>
-          <w:lang w:val="en-US"/>
-        </w:rPr>
-        <w:t>return</w:t>
+        <w:rPr>
+          <w:rFonts w:ascii="Cascadia Mono" w:hAnsi="Cascadia Mono" w:cs="Cascadia Mono"/>
+          <w:color w:val="000000"/>
+          <w:kern w:val="0"/>
+          <w:sz w:val="19"/>
+          <w:szCs w:val="19"/>
+          <w:highlight w:val="white"/>
+        </w:rPr>
+        <w:t xml:space="preserve">        }</w:t>
       </w:r>
     </w:p>
     <w:p>
@@ -150,13 +1069,27 @@
         <w:rPr>
           <w:lang w:val="en-US"/>
         </w:rPr>
-        <w:t xml:space="preserve">public static int  </w:t>
+        <w:t xml:space="preserve">public static </w:t>
       </w:r>
       <w:proofErr w:type="spellStart"/>
       <w:r>
         <w:rPr>
           <w:lang w:val="en-US"/>
         </w:rPr>
+        <w:t>int</w:t>
+      </w:r>
+      <w:proofErr w:type="spellEnd"/>
+      <w:r>
+        <w:rPr>
+          <w:lang w:val="en-US"/>
+        </w:rPr>
+        <w:t xml:space="preserve">  </w:t>
+      </w:r>
+      <w:proofErr w:type="spellStart"/>
+      <w:r>
+        <w:rPr>
+          <w:lang w:val="en-US"/>
+        </w:rPr>
         <w:t>DeliveryCost</w:t>
       </w:r>
       <w:proofErr w:type="spellEnd"/>
@@ -164,7 +1097,807 @@
         <w:rPr>
           <w:lang w:val="en-US"/>
         </w:rPr>
-        <w:t>(int a, int b, int c)</w:t>
+        <w:t>(</w:t>
+      </w:r>
+      <w:proofErr w:type="spellStart"/>
+      <w:r>
+        <w:rPr>
+          <w:lang w:val="en-US"/>
+        </w:rPr>
+        <w:t>int</w:t>
+      </w:r>
+      <w:proofErr w:type="spellEnd"/>
+      <w:r>
+        <w:rPr>
+          <w:lang w:val="en-US"/>
+        </w:rPr>
+        <w:t xml:space="preserve"> a, </w:t>
+      </w:r>
+      <w:proofErr w:type="spellStart"/>
+      <w:r>
+        <w:rPr>
+          <w:lang w:val="en-US"/>
+        </w:rPr>
+        <w:t>int</w:t>
+      </w:r>
+      <w:proofErr w:type="spellEnd"/>
+      <w:r>
+        <w:rPr>
+          <w:lang w:val="en-US"/>
+        </w:rPr>
+        <w:t xml:space="preserve"> b, int c)</w:t>
+      </w:r>
+    </w:p>
+    <w:p>
+      <w:pPr>
+        <w:autoSpaceDE w:val="0"/>
+        <w:autoSpaceDN w:val="0"/>
+        <w:adjustRightInd w:val="0"/>
+        <w:spacing w:after="0"/>
+        <w:rPr>
+          <w:rFonts w:ascii="Cascadia Mono" w:hAnsi="Cascadia Mono" w:cs="Cascadia Mono"/>
+          <w:color w:val="000000"/>
+          <w:kern w:val="0"/>
+          <w:sz w:val="19"/>
+          <w:szCs w:val="19"/>
+          <w:highlight w:val="white"/>
+          <w:lang w:val="en-US"/>
+        </w:rPr>
+      </w:pPr>
+      <w:r>
+        <w:t>Алгоритм</w:t>
+      </w:r>
+      <w:r>
+        <w:rPr>
+          <w:lang w:val="en-US"/>
+        </w:rPr>
+        <w:t xml:space="preserve"> </w:t>
+      </w:r>
+      <w:r>
+        <w:t>работы</w:t>
+      </w:r>
+      <w:r>
+        <w:rPr>
+          <w:lang w:val="en-US"/>
+        </w:rPr>
+        <w:t xml:space="preserve"> </w:t>
+      </w:r>
+      <w:r>
+        <w:t>функции</w:t>
+      </w:r>
+      <w:r>
+        <w:rPr>
+          <w:lang w:val="en-US"/>
+        </w:rPr>
+        <w:t xml:space="preserve">: </w:t>
+      </w:r>
+      <w:r>
+        <w:rPr>
+          <w:rFonts w:ascii="Cascadia Mono" w:hAnsi="Cascadia Mono" w:cs="Cascadia Mono"/>
+          <w:color w:val="000000"/>
+          <w:kern w:val="0"/>
+          <w:sz w:val="19"/>
+          <w:szCs w:val="19"/>
+          <w:highlight w:val="white"/>
+          <w:lang w:val="en-US"/>
+        </w:rPr>
+        <w:t xml:space="preserve"> </w:t>
+      </w:r>
+    </w:p>
+    <w:p>
+      <w:pPr>
+        <w:autoSpaceDE w:val="0"/>
+        <w:autoSpaceDN w:val="0"/>
+        <w:adjustRightInd w:val="0"/>
+        <w:spacing w:after="0"/>
+        <w:rPr>
+          <w:rFonts w:ascii="Cascadia Mono" w:hAnsi="Cascadia Mono" w:cs="Cascadia Mono"/>
+          <w:color w:val="000000"/>
+          <w:kern w:val="0"/>
+          <w:sz w:val="19"/>
+          <w:szCs w:val="19"/>
+          <w:highlight w:val="white"/>
+          <w:lang w:val="en-US"/>
+        </w:rPr>
+      </w:pPr>
+      <w:r>
+        <w:rPr>
+          <w:rFonts w:ascii="Cascadia Mono" w:hAnsi="Cascadia Mono" w:cs="Cascadia Mono"/>
+          <w:color w:val="000000"/>
+          <w:kern w:val="0"/>
+          <w:sz w:val="19"/>
+          <w:szCs w:val="19"/>
+          <w:highlight w:val="white"/>
+          <w:lang w:val="en-US"/>
+        </w:rPr>
+        <w:t xml:space="preserve">       </w:t>
+      </w:r>
+    </w:p>
+    <w:p>
+      <w:pPr>
+        <w:autoSpaceDE w:val="0"/>
+        <w:autoSpaceDN w:val="0"/>
+        <w:adjustRightInd w:val="0"/>
+        <w:spacing w:after="0"/>
+        <w:rPr>
+          <w:rFonts w:ascii="Cascadia Mono" w:hAnsi="Cascadia Mono" w:cs="Cascadia Mono"/>
+          <w:color w:val="000000"/>
+          <w:kern w:val="0"/>
+          <w:sz w:val="19"/>
+          <w:szCs w:val="19"/>
+          <w:highlight w:val="white"/>
+          <w:lang w:val="en-US"/>
+        </w:rPr>
+      </w:pPr>
+      <w:proofErr w:type="gramStart"/>
+      <w:r>
+        <w:rPr>
+          <w:rFonts w:ascii="Cascadia Mono" w:hAnsi="Cascadia Mono" w:cs="Cascadia Mono"/>
+          <w:color w:val="0000FF"/>
+          <w:kern w:val="0"/>
+          <w:sz w:val="19"/>
+          <w:szCs w:val="19"/>
+          <w:highlight w:val="white"/>
+          <w:lang w:val="en-US"/>
+        </w:rPr>
+        <w:t>public</w:t>
+      </w:r>
+      <w:proofErr w:type="gramEnd"/>
+      <w:r>
+        <w:rPr>
+          <w:rFonts w:ascii="Cascadia Mono" w:hAnsi="Cascadia Mono" w:cs="Cascadia Mono"/>
+          <w:color w:val="000000"/>
+          <w:kern w:val="0"/>
+          <w:sz w:val="19"/>
+          <w:szCs w:val="19"/>
+          <w:highlight w:val="white"/>
+          <w:lang w:val="en-US"/>
+        </w:rPr>
+        <w:t xml:space="preserve"> </w:t>
+      </w:r>
+      <w:r>
+        <w:rPr>
+          <w:rFonts w:ascii="Cascadia Mono" w:hAnsi="Cascadia Mono" w:cs="Cascadia Mono"/>
+          <w:color w:val="0000FF"/>
+          <w:kern w:val="0"/>
+          <w:sz w:val="19"/>
+          <w:szCs w:val="19"/>
+          <w:highlight w:val="white"/>
+          <w:lang w:val="en-US"/>
+        </w:rPr>
+        <w:t>static</w:t>
+      </w:r>
+      <w:r>
+        <w:rPr>
+          <w:rFonts w:ascii="Cascadia Mono" w:hAnsi="Cascadia Mono" w:cs="Cascadia Mono"/>
+          <w:color w:val="000000"/>
+          <w:kern w:val="0"/>
+          <w:sz w:val="19"/>
+          <w:szCs w:val="19"/>
+          <w:highlight w:val="white"/>
+          <w:lang w:val="en-US"/>
+        </w:rPr>
+        <w:t xml:space="preserve"> </w:t>
+      </w:r>
+      <w:r>
+        <w:rPr>
+          <w:rFonts w:ascii="Cascadia Mono" w:hAnsi="Cascadia Mono" w:cs="Cascadia Mono"/>
+          <w:color w:val="0000FF"/>
+          <w:kern w:val="0"/>
+          <w:sz w:val="19"/>
+          <w:szCs w:val="19"/>
+          <w:highlight w:val="white"/>
+          <w:lang w:val="en-US"/>
+        </w:rPr>
+        <w:t>double</w:t>
+      </w:r>
+      <w:r>
+        <w:rPr>
+          <w:rFonts w:ascii="Cascadia Mono" w:hAnsi="Cascadia Mono" w:cs="Cascadia Mono"/>
+          <w:color w:val="000000"/>
+          <w:kern w:val="0"/>
+          <w:sz w:val="19"/>
+          <w:szCs w:val="19"/>
+          <w:highlight w:val="white"/>
+          <w:lang w:val="en-US"/>
+        </w:rPr>
+        <w:t xml:space="preserve"> </w:t>
+      </w:r>
+      <w:proofErr w:type="spellStart"/>
+      <w:r>
+        <w:rPr>
+          <w:rFonts w:ascii="Cascadia Mono" w:hAnsi="Cascadia Mono" w:cs="Cascadia Mono"/>
+          <w:color w:val="000000"/>
+          <w:kern w:val="0"/>
+          <w:sz w:val="19"/>
+          <w:szCs w:val="19"/>
+          <w:highlight w:val="white"/>
+          <w:lang w:val="en-US"/>
+        </w:rPr>
+        <w:t>DeliveryCost</w:t>
+      </w:r>
+      <w:proofErr w:type="spellEnd"/>
+      <w:r>
+        <w:rPr>
+          <w:rFonts w:ascii="Cascadia Mono" w:hAnsi="Cascadia Mono" w:cs="Cascadia Mono"/>
+          <w:color w:val="000000"/>
+          <w:kern w:val="0"/>
+          <w:sz w:val="19"/>
+          <w:szCs w:val="19"/>
+          <w:highlight w:val="white"/>
+          <w:lang w:val="en-US"/>
+        </w:rPr>
+        <w:t>(</w:t>
+      </w:r>
+      <w:proofErr w:type="spellStart"/>
+      <w:r>
+        <w:rPr>
+          <w:rFonts w:ascii="Cascadia Mono" w:hAnsi="Cascadia Mono" w:cs="Cascadia Mono"/>
+          <w:color w:val="0000FF"/>
+          <w:kern w:val="0"/>
+          <w:sz w:val="19"/>
+          <w:szCs w:val="19"/>
+          <w:highlight w:val="white"/>
+          <w:lang w:val="en-US"/>
+        </w:rPr>
+        <w:t>int</w:t>
+      </w:r>
+      <w:proofErr w:type="spellEnd"/>
+      <w:r>
+        <w:rPr>
+          <w:rFonts w:ascii="Cascadia Mono" w:hAnsi="Cascadia Mono" w:cs="Cascadia Mono"/>
+          <w:color w:val="000000"/>
+          <w:kern w:val="0"/>
+          <w:sz w:val="19"/>
+          <w:szCs w:val="19"/>
+          <w:highlight w:val="white"/>
+          <w:lang w:val="en-US"/>
+        </w:rPr>
+        <w:t xml:space="preserve"> cost, </w:t>
+      </w:r>
+      <w:proofErr w:type="spellStart"/>
+      <w:r>
+        <w:rPr>
+          <w:rFonts w:ascii="Cascadia Mono" w:hAnsi="Cascadia Mono" w:cs="Cascadia Mono"/>
+          <w:color w:val="0000FF"/>
+          <w:kern w:val="0"/>
+          <w:sz w:val="19"/>
+          <w:szCs w:val="19"/>
+          <w:highlight w:val="white"/>
+          <w:lang w:val="en-US"/>
+        </w:rPr>
+        <w:t>int</w:t>
+      </w:r>
+      <w:proofErr w:type="spellEnd"/>
+      <w:r>
+        <w:rPr>
+          <w:rFonts w:ascii="Cascadia Mono" w:hAnsi="Cascadia Mono" w:cs="Cascadia Mono"/>
+          <w:color w:val="000000"/>
+          <w:kern w:val="0"/>
+          <w:sz w:val="19"/>
+          <w:szCs w:val="19"/>
+          <w:highlight w:val="white"/>
+          <w:lang w:val="en-US"/>
+        </w:rPr>
+        <w:t xml:space="preserve"> distance, </w:t>
+      </w:r>
+      <w:proofErr w:type="spellStart"/>
+      <w:r>
+        <w:rPr>
+          <w:rFonts w:ascii="Cascadia Mono" w:hAnsi="Cascadia Mono" w:cs="Cascadia Mono"/>
+          <w:color w:val="0000FF"/>
+          <w:kern w:val="0"/>
+          <w:sz w:val="19"/>
+          <w:szCs w:val="19"/>
+          <w:highlight w:val="white"/>
+          <w:lang w:val="en-US"/>
+        </w:rPr>
+        <w:t>int</w:t>
+      </w:r>
+      <w:proofErr w:type="spellEnd"/>
+      <w:r>
+        <w:rPr>
+          <w:rFonts w:ascii="Cascadia Mono" w:hAnsi="Cascadia Mono" w:cs="Cascadia Mono"/>
+          <w:color w:val="000000"/>
+          <w:kern w:val="0"/>
+          <w:sz w:val="19"/>
+          <w:szCs w:val="19"/>
+          <w:highlight w:val="white"/>
+          <w:lang w:val="en-US"/>
+        </w:rPr>
+        <w:t xml:space="preserve"> time)</w:t>
+      </w:r>
+    </w:p>
+    <w:p>
+      <w:pPr>
+        <w:autoSpaceDE w:val="0"/>
+        <w:autoSpaceDN w:val="0"/>
+        <w:adjustRightInd w:val="0"/>
+        <w:spacing w:after="0"/>
+        <w:rPr>
+          <w:rFonts w:ascii="Cascadia Mono" w:hAnsi="Cascadia Mono" w:cs="Cascadia Mono"/>
+          <w:color w:val="000000"/>
+          <w:kern w:val="0"/>
+          <w:sz w:val="19"/>
+          <w:szCs w:val="19"/>
+          <w:highlight w:val="white"/>
+          <w:lang w:val="en-US"/>
+        </w:rPr>
+      </w:pPr>
+      <w:r>
+        <w:rPr>
+          <w:rFonts w:ascii="Cascadia Mono" w:hAnsi="Cascadia Mono" w:cs="Cascadia Mono"/>
+          <w:color w:val="000000"/>
+          <w:kern w:val="0"/>
+          <w:sz w:val="19"/>
+          <w:szCs w:val="19"/>
+          <w:highlight w:val="white"/>
+          <w:lang w:val="en-US"/>
+        </w:rPr>
+        <w:t xml:space="preserve">        {</w:t>
+      </w:r>
+    </w:p>
+    <w:p>
+      <w:pPr>
+        <w:autoSpaceDE w:val="0"/>
+        <w:autoSpaceDN w:val="0"/>
+        <w:adjustRightInd w:val="0"/>
+        <w:spacing w:after="0"/>
+        <w:rPr>
+          <w:rFonts w:ascii="Cascadia Mono" w:hAnsi="Cascadia Mono" w:cs="Cascadia Mono"/>
+          <w:color w:val="000000"/>
+          <w:kern w:val="0"/>
+          <w:sz w:val="19"/>
+          <w:szCs w:val="19"/>
+          <w:highlight w:val="white"/>
+          <w:lang w:val="en-US"/>
+        </w:rPr>
+      </w:pPr>
+      <w:r>
+        <w:rPr>
+          <w:rFonts w:ascii="Cascadia Mono" w:hAnsi="Cascadia Mono" w:cs="Cascadia Mono"/>
+          <w:color w:val="000000"/>
+          <w:kern w:val="0"/>
+          <w:sz w:val="19"/>
+          <w:szCs w:val="19"/>
+          <w:highlight w:val="white"/>
+          <w:lang w:val="en-US"/>
+        </w:rPr>
+        <w:t xml:space="preserve">            </w:t>
+      </w:r>
+      <w:proofErr w:type="gramStart"/>
+      <w:r>
+        <w:rPr>
+          <w:rFonts w:ascii="Cascadia Mono" w:hAnsi="Cascadia Mono" w:cs="Cascadia Mono"/>
+          <w:color w:val="0000FF"/>
+          <w:kern w:val="0"/>
+          <w:sz w:val="19"/>
+          <w:szCs w:val="19"/>
+          <w:highlight w:val="white"/>
+          <w:lang w:val="en-US"/>
+        </w:rPr>
+        <w:t>double</w:t>
+      </w:r>
+      <w:proofErr w:type="gramEnd"/>
+      <w:r>
+        <w:rPr>
+          <w:rFonts w:ascii="Cascadia Mono" w:hAnsi="Cascadia Mono" w:cs="Cascadia Mono"/>
+          <w:color w:val="000000"/>
+          <w:kern w:val="0"/>
+          <w:sz w:val="19"/>
+          <w:szCs w:val="19"/>
+          <w:highlight w:val="white"/>
+          <w:lang w:val="en-US"/>
+        </w:rPr>
+        <w:t xml:space="preserve"> result = 150;</w:t>
+      </w:r>
+    </w:p>
+    <w:p>
+      <w:pPr>
+        <w:autoSpaceDE w:val="0"/>
+        <w:autoSpaceDN w:val="0"/>
+        <w:adjustRightInd w:val="0"/>
+        <w:spacing w:after="0"/>
+        <w:rPr>
+          <w:rFonts w:ascii="Cascadia Mono" w:hAnsi="Cascadia Mono" w:cs="Cascadia Mono"/>
+          <w:color w:val="000000"/>
+          <w:kern w:val="0"/>
+          <w:sz w:val="19"/>
+          <w:szCs w:val="19"/>
+          <w:highlight w:val="white"/>
+          <w:lang w:val="en-US"/>
+        </w:rPr>
+      </w:pPr>
+      <w:r>
+        <w:rPr>
+          <w:rFonts w:ascii="Cascadia Mono" w:hAnsi="Cascadia Mono" w:cs="Cascadia Mono"/>
+          <w:color w:val="000000"/>
+          <w:kern w:val="0"/>
+          <w:sz w:val="19"/>
+          <w:szCs w:val="19"/>
+          <w:highlight w:val="white"/>
+          <w:lang w:val="en-US"/>
+        </w:rPr>
+        <w:t xml:space="preserve">            </w:t>
+      </w:r>
+      <w:proofErr w:type="gramStart"/>
+      <w:r>
+        <w:rPr>
+          <w:rFonts w:ascii="Cascadia Mono" w:hAnsi="Cascadia Mono" w:cs="Cascadia Mono"/>
+          <w:color w:val="0000FF"/>
+          <w:kern w:val="0"/>
+          <w:sz w:val="19"/>
+          <w:szCs w:val="19"/>
+          <w:highlight w:val="white"/>
+          <w:lang w:val="en-US"/>
+        </w:rPr>
+        <w:t>if</w:t>
+      </w:r>
+      <w:proofErr w:type="gramEnd"/>
+      <w:r>
+        <w:rPr>
+          <w:rFonts w:ascii="Cascadia Mono" w:hAnsi="Cascadia Mono" w:cs="Cascadia Mono"/>
+          <w:color w:val="000000"/>
+          <w:kern w:val="0"/>
+          <w:sz w:val="19"/>
+          <w:szCs w:val="19"/>
+          <w:highlight w:val="white"/>
+          <w:lang w:val="en-US"/>
+        </w:rPr>
+        <w:t xml:space="preserve"> (cost &gt;= 2000)</w:t>
+      </w:r>
+    </w:p>
+    <w:p>
+      <w:pPr>
+        <w:autoSpaceDE w:val="0"/>
+        <w:autoSpaceDN w:val="0"/>
+        <w:adjustRightInd w:val="0"/>
+        <w:spacing w:after="0"/>
+        <w:rPr>
+          <w:rFonts w:ascii="Cascadia Mono" w:hAnsi="Cascadia Mono" w:cs="Cascadia Mono"/>
+          <w:color w:val="000000"/>
+          <w:kern w:val="0"/>
+          <w:sz w:val="19"/>
+          <w:szCs w:val="19"/>
+          <w:highlight w:val="white"/>
+          <w:lang w:val="en-US"/>
+        </w:rPr>
+      </w:pPr>
+      <w:r>
+        <w:rPr>
+          <w:rFonts w:ascii="Cascadia Mono" w:hAnsi="Cascadia Mono" w:cs="Cascadia Mono"/>
+          <w:color w:val="000000"/>
+          <w:kern w:val="0"/>
+          <w:sz w:val="19"/>
+          <w:szCs w:val="19"/>
+          <w:highlight w:val="white"/>
+          <w:lang w:val="en-US"/>
+        </w:rPr>
+        <w:t xml:space="preserve">            {</w:t>
+      </w:r>
+    </w:p>
+    <w:p>
+      <w:pPr>
+        <w:autoSpaceDE w:val="0"/>
+        <w:autoSpaceDN w:val="0"/>
+        <w:adjustRightInd w:val="0"/>
+        <w:spacing w:after="0"/>
+        <w:rPr>
+          <w:rFonts w:ascii="Cascadia Mono" w:hAnsi="Cascadia Mono" w:cs="Cascadia Mono"/>
+          <w:color w:val="000000"/>
+          <w:kern w:val="0"/>
+          <w:sz w:val="19"/>
+          <w:szCs w:val="19"/>
+          <w:highlight w:val="white"/>
+          <w:lang w:val="en-US"/>
+        </w:rPr>
+      </w:pPr>
+      <w:r>
+        <w:rPr>
+          <w:rFonts w:ascii="Cascadia Mono" w:hAnsi="Cascadia Mono" w:cs="Cascadia Mono"/>
+          <w:color w:val="000000"/>
+          <w:kern w:val="0"/>
+          <w:sz w:val="19"/>
+          <w:szCs w:val="19"/>
+          <w:highlight w:val="white"/>
+          <w:lang w:val="en-US"/>
+        </w:rPr>
+        <w:t xml:space="preserve">                </w:t>
+      </w:r>
+      <w:proofErr w:type="gramStart"/>
+      <w:r>
+        <w:rPr>
+          <w:rFonts w:ascii="Cascadia Mono" w:hAnsi="Cascadia Mono" w:cs="Cascadia Mono"/>
+          <w:color w:val="0000FF"/>
+          <w:kern w:val="0"/>
+          <w:sz w:val="19"/>
+          <w:szCs w:val="19"/>
+          <w:highlight w:val="white"/>
+          <w:lang w:val="en-US"/>
+        </w:rPr>
+        <w:t>return</w:t>
+      </w:r>
+      <w:proofErr w:type="gramEnd"/>
+      <w:r>
+        <w:rPr>
+          <w:rFonts w:ascii="Cascadia Mono" w:hAnsi="Cascadia Mono" w:cs="Cascadia Mono"/>
+          <w:color w:val="000000"/>
+          <w:kern w:val="0"/>
+          <w:sz w:val="19"/>
+          <w:szCs w:val="19"/>
+          <w:highlight w:val="white"/>
+          <w:lang w:val="en-US"/>
+        </w:rPr>
+        <w:t xml:space="preserve"> 0;</w:t>
+      </w:r>
+    </w:p>
+    <w:p>
+      <w:pPr>
+        <w:autoSpaceDE w:val="0"/>
+        <w:autoSpaceDN w:val="0"/>
+        <w:adjustRightInd w:val="0"/>
+        <w:spacing w:after="0"/>
+        <w:rPr>
+          <w:rFonts w:ascii="Cascadia Mono" w:hAnsi="Cascadia Mono" w:cs="Cascadia Mono"/>
+          <w:color w:val="000000"/>
+          <w:kern w:val="0"/>
+          <w:sz w:val="19"/>
+          <w:szCs w:val="19"/>
+          <w:highlight w:val="white"/>
+          <w:lang w:val="en-US"/>
+        </w:rPr>
+      </w:pPr>
+      <w:r>
+        <w:rPr>
+          <w:rFonts w:ascii="Cascadia Mono" w:hAnsi="Cascadia Mono" w:cs="Cascadia Mono"/>
+          <w:color w:val="000000"/>
+          <w:kern w:val="0"/>
+          <w:sz w:val="19"/>
+          <w:szCs w:val="19"/>
+          <w:highlight w:val="white"/>
+          <w:lang w:val="en-US"/>
+        </w:rPr>
+        <w:t xml:space="preserve">            }</w:t>
+      </w:r>
+    </w:p>
+    <w:p>
+      <w:pPr>
+        <w:autoSpaceDE w:val="0"/>
+        <w:autoSpaceDN w:val="0"/>
+        <w:adjustRightInd w:val="0"/>
+        <w:spacing w:after="0"/>
+        <w:rPr>
+          <w:rFonts w:ascii="Cascadia Mono" w:hAnsi="Cascadia Mono" w:cs="Cascadia Mono"/>
+          <w:color w:val="000000"/>
+          <w:kern w:val="0"/>
+          <w:sz w:val="19"/>
+          <w:szCs w:val="19"/>
+          <w:highlight w:val="white"/>
+          <w:lang w:val="en-US"/>
+        </w:rPr>
+      </w:pPr>
+    </w:p>
+    <w:p>
+      <w:pPr>
+        <w:autoSpaceDE w:val="0"/>
+        <w:autoSpaceDN w:val="0"/>
+        <w:adjustRightInd w:val="0"/>
+        <w:spacing w:after="0"/>
+        <w:rPr>
+          <w:rFonts w:ascii="Cascadia Mono" w:hAnsi="Cascadia Mono" w:cs="Cascadia Mono"/>
+          <w:color w:val="000000"/>
+          <w:kern w:val="0"/>
+          <w:sz w:val="19"/>
+          <w:szCs w:val="19"/>
+          <w:highlight w:val="white"/>
+          <w:lang w:val="en-US"/>
+        </w:rPr>
+      </w:pPr>
+      <w:r>
+        <w:rPr>
+          <w:rFonts w:ascii="Cascadia Mono" w:hAnsi="Cascadia Mono" w:cs="Cascadia Mono"/>
+          <w:color w:val="000000"/>
+          <w:kern w:val="0"/>
+          <w:sz w:val="19"/>
+          <w:szCs w:val="19"/>
+          <w:highlight w:val="white"/>
+          <w:lang w:val="en-US"/>
+        </w:rPr>
+        <w:t xml:space="preserve">            </w:t>
+      </w:r>
+      <w:proofErr w:type="gramStart"/>
+      <w:r>
+        <w:rPr>
+          <w:rFonts w:ascii="Cascadia Mono" w:hAnsi="Cascadia Mono" w:cs="Cascadia Mono"/>
+          <w:color w:val="0000FF"/>
+          <w:kern w:val="0"/>
+          <w:sz w:val="19"/>
+          <w:szCs w:val="19"/>
+          <w:highlight w:val="white"/>
+          <w:lang w:val="en-US"/>
+        </w:rPr>
+        <w:t>if</w:t>
+      </w:r>
+      <w:proofErr w:type="gramEnd"/>
+      <w:r>
+        <w:rPr>
+          <w:rFonts w:ascii="Cascadia Mono" w:hAnsi="Cascadia Mono" w:cs="Cascadia Mono"/>
+          <w:color w:val="000000"/>
+          <w:kern w:val="0"/>
+          <w:sz w:val="19"/>
+          <w:szCs w:val="19"/>
+          <w:highlight w:val="white"/>
+          <w:lang w:val="en-US"/>
+        </w:rPr>
+        <w:t xml:space="preserve"> (distance &gt; 3)</w:t>
+      </w:r>
+    </w:p>
+    <w:p>
+      <w:pPr>
+        <w:autoSpaceDE w:val="0"/>
+        <w:autoSpaceDN w:val="0"/>
+        <w:adjustRightInd w:val="0"/>
+        <w:spacing w:after="0"/>
+        <w:rPr>
+          <w:rFonts w:ascii="Cascadia Mono" w:hAnsi="Cascadia Mono" w:cs="Cascadia Mono"/>
+          <w:color w:val="000000"/>
+          <w:kern w:val="0"/>
+          <w:sz w:val="19"/>
+          <w:szCs w:val="19"/>
+          <w:highlight w:val="white"/>
+          <w:lang w:val="en-US"/>
+        </w:rPr>
+      </w:pPr>
+      <w:r>
+        <w:rPr>
+          <w:rFonts w:ascii="Cascadia Mono" w:hAnsi="Cascadia Mono" w:cs="Cascadia Mono"/>
+          <w:color w:val="000000"/>
+          <w:kern w:val="0"/>
+          <w:sz w:val="19"/>
+          <w:szCs w:val="19"/>
+          <w:highlight w:val="white"/>
+          <w:lang w:val="en-US"/>
+        </w:rPr>
+        <w:t xml:space="preserve">            {</w:t>
+      </w:r>
+    </w:p>
+    <w:p>
+      <w:pPr>
+        <w:autoSpaceDE w:val="0"/>
+        <w:autoSpaceDN w:val="0"/>
+        <w:adjustRightInd w:val="0"/>
+        <w:spacing w:after="0"/>
+        <w:rPr>
+          <w:rFonts w:ascii="Cascadia Mono" w:hAnsi="Cascadia Mono" w:cs="Cascadia Mono"/>
+          <w:color w:val="000000"/>
+          <w:kern w:val="0"/>
+          <w:sz w:val="19"/>
+          <w:szCs w:val="19"/>
+          <w:highlight w:val="white"/>
+          <w:lang w:val="en-US"/>
+        </w:rPr>
+      </w:pPr>
+      <w:r>
+        <w:rPr>
+          <w:rFonts w:ascii="Cascadia Mono" w:hAnsi="Cascadia Mono" w:cs="Cascadia Mono"/>
+          <w:color w:val="000000"/>
+          <w:kern w:val="0"/>
+          <w:sz w:val="19"/>
+          <w:szCs w:val="19"/>
+          <w:highlight w:val="white"/>
+          <w:lang w:val="en-US"/>
+        </w:rPr>
+        <w:t xml:space="preserve">                </w:t>
+      </w:r>
+      <w:proofErr w:type="gramStart"/>
+      <w:r>
+        <w:rPr>
+          <w:rFonts w:ascii="Cascadia Mono" w:hAnsi="Cascadia Mono" w:cs="Cascadia Mono"/>
+          <w:color w:val="000000"/>
+          <w:kern w:val="0"/>
+          <w:sz w:val="19"/>
+          <w:szCs w:val="19"/>
+          <w:highlight w:val="white"/>
+          <w:lang w:val="en-US"/>
+        </w:rPr>
+        <w:t>result</w:t>
+      </w:r>
+      <w:proofErr w:type="gramEnd"/>
+      <w:r>
+        <w:rPr>
+          <w:rFonts w:ascii="Cascadia Mono" w:hAnsi="Cascadia Mono" w:cs="Cascadia Mono"/>
+          <w:color w:val="000000"/>
+          <w:kern w:val="0"/>
+          <w:sz w:val="19"/>
+          <w:szCs w:val="19"/>
+          <w:highlight w:val="white"/>
+          <w:lang w:val="en-US"/>
+        </w:rPr>
+        <w:t xml:space="preserve"> = 150 + ((distance - 3) * 50);</w:t>
+      </w:r>
+    </w:p>
+    <w:p>
+      <w:pPr>
+        <w:autoSpaceDE w:val="0"/>
+        <w:autoSpaceDN w:val="0"/>
+        <w:adjustRightInd w:val="0"/>
+        <w:spacing w:after="0"/>
+        <w:rPr>
+          <w:rFonts w:ascii="Cascadia Mono" w:hAnsi="Cascadia Mono" w:cs="Cascadia Mono"/>
+          <w:color w:val="000000"/>
+          <w:kern w:val="0"/>
+          <w:sz w:val="19"/>
+          <w:szCs w:val="19"/>
+          <w:highlight w:val="white"/>
+          <w:lang w:val="en-US"/>
+        </w:rPr>
+      </w:pPr>
+      <w:r>
+        <w:rPr>
+          <w:rFonts w:ascii="Cascadia Mono" w:hAnsi="Cascadia Mono" w:cs="Cascadia Mono"/>
+          <w:color w:val="000000"/>
+          <w:kern w:val="0"/>
+          <w:sz w:val="19"/>
+          <w:szCs w:val="19"/>
+          <w:highlight w:val="white"/>
+          <w:lang w:val="en-US"/>
+        </w:rPr>
+        <w:t xml:space="preserve">            }</w:t>
+      </w:r>
+    </w:p>
+    <w:p>
+      <w:pPr>
+        <w:autoSpaceDE w:val="0"/>
+        <w:autoSpaceDN w:val="0"/>
+        <w:adjustRightInd w:val="0"/>
+        <w:spacing w:after="0"/>
+        <w:rPr>
+          <w:rFonts w:ascii="Cascadia Mono" w:hAnsi="Cascadia Mono" w:cs="Cascadia Mono"/>
+          <w:color w:val="000000"/>
+          <w:kern w:val="0"/>
+          <w:sz w:val="19"/>
+          <w:szCs w:val="19"/>
+          <w:highlight w:val="white"/>
+          <w:lang w:val="en-US"/>
+        </w:rPr>
+      </w:pPr>
+      <w:r>
+        <w:rPr>
+          <w:rFonts w:ascii="Cascadia Mono" w:hAnsi="Cascadia Mono" w:cs="Cascadia Mono"/>
+          <w:color w:val="000000"/>
+          <w:kern w:val="0"/>
+          <w:sz w:val="19"/>
+          <w:szCs w:val="19"/>
+          <w:highlight w:val="white"/>
+          <w:lang w:val="en-US"/>
+        </w:rPr>
+        <w:t xml:space="preserve">            </w:t>
+      </w:r>
+      <w:proofErr w:type="gramStart"/>
+      <w:r>
+        <w:rPr>
+          <w:rFonts w:ascii="Cascadia Mono" w:hAnsi="Cascadia Mono" w:cs="Cascadia Mono"/>
+          <w:color w:val="0000FF"/>
+          <w:kern w:val="0"/>
+          <w:sz w:val="19"/>
+          <w:szCs w:val="19"/>
+          <w:highlight w:val="white"/>
+          <w:lang w:val="en-US"/>
+        </w:rPr>
+        <w:t>return</w:t>
+      </w:r>
+      <w:proofErr w:type="gramEnd"/>
+      <w:r>
+        <w:rPr>
+          <w:rFonts w:ascii="Cascadia Mono" w:hAnsi="Cascadia Mono" w:cs="Cascadia Mono"/>
+          <w:color w:val="000000"/>
+          <w:kern w:val="0"/>
+          <w:sz w:val="19"/>
+          <w:szCs w:val="19"/>
+          <w:highlight w:val="white"/>
+          <w:lang w:val="en-US"/>
+        </w:rPr>
+        <w:t xml:space="preserve"> result;</w:t>
       </w:r>
     </w:p>
     <w:p>
@@ -172,54 +1905,36 @@
         <w:spacing w:after="0"/>
         <w:ind w:left="360"/>
         <w:jc w:val="both"/>
-      </w:pPr>
-      <w:r>
-        <w:t>Алгоритм работы функции:</w:t>
-      </w:r>
-      <w:r>
-        <w:t xml:space="preserve"> </w:t>
-      </w:r>
-      <w:r>
-        <w:t xml:space="preserve">создание переменной </w:t>
-      </w:r>
-      <w:r>
-        <w:rPr>
-          <w:lang w:val="en-US"/>
-        </w:rPr>
-        <w:t>double</w:t>
-      </w:r>
-      <w:r>
-        <w:t xml:space="preserve"> </w:t>
-      </w:r>
-      <w:r>
-        <w:rPr>
-          <w:lang w:val="en-US"/>
-        </w:rPr>
-        <w:t>result</w:t>
-      </w:r>
-      <w:r>
-        <w:t xml:space="preserve"> и </w:t>
-      </w:r>
-      <w:r>
-        <w:rPr>
-          <w:lang w:val="en-US"/>
-        </w:rPr>
-        <w:t>double</w:t>
-      </w:r>
-      <w:r>
-        <w:t xml:space="preserve"> </w:t>
-      </w:r>
-      <w:r>
-        <w:rPr>
-          <w:lang w:val="en-US"/>
-        </w:rPr>
-        <w:t>amount</w:t>
-      </w:r>
-      <w:r>
-        <w:t xml:space="preserve">, </w:t>
-      </w:r>
-      <w:r>
-        <w:t xml:space="preserve">условие, </w:t>
+        <w:rPr>
+          <w:rFonts w:ascii="Cascadia Mono" w:hAnsi="Cascadia Mono" w:cs="Cascadia Mono"/>
+          <w:color w:val="000000"/>
+          <w:kern w:val="0"/>
+          <w:sz w:val="19"/>
+          <w:szCs w:val="19"/>
+        </w:rPr>
+      </w:pPr>
+      <w:r>
+        <w:rPr>
+          <w:rFonts w:ascii="Cascadia Mono" w:hAnsi="Cascadia Mono" w:cs="Cascadia Mono"/>
+          <w:color w:val="000000"/>
+          <w:kern w:val="0"/>
+          <w:sz w:val="19"/>
+          <w:szCs w:val="19"/>
+          <w:highlight w:val="white"/>
+          <w:lang w:val="en-US"/>
+        </w:rPr>
+        <w:t xml:space="preserve">        </w:t>
+      </w:r>
+      <w:r>
+        <w:rPr>
+          <w:rFonts w:ascii="Cascadia Mono" w:hAnsi="Cascadia Mono" w:cs="Cascadia Mono"/>
+          <w:color w:val="000000"/>
+          <w:kern w:val="0"/>
+          <w:sz w:val="19"/>
+          <w:szCs w:val="19"/>
+          <w:highlight w:val="white"/>
+        </w:rPr>
+        <w:t>}</w:t>
       </w:r>
     </w:p>
     <w:p>
@@ -227,174 +1942,12 @@
         <w:spacing w:after="0"/>
         <w:ind w:left="360"/>
         <w:jc w:val="both"/>
-      </w:pPr>
-      <w:r>
-        <w:t xml:space="preserve">если стоимость заказа </w:t>
-      </w:r>
-      <w:r>
-        <w:t>&lt; 2000</w:t>
-      </w:r>
-      <w:r>
-        <w:t xml:space="preserve">, </w:t>
-      </w:r>
-      <w:r>
-        <w:t xml:space="preserve"> </w:t>
-      </w:r>
-      <w:r>
-        <w:t xml:space="preserve">тогда </w:t>
-      </w:r>
-    </w:p>
-    <w:p>
-      <w:pPr>
-        <w:spacing w:after="0"/>
-        <w:ind w:left="1068" w:firstLine="348"/>
-        <w:jc w:val="both"/>
-      </w:pPr>
-      <w:r>
-        <w:t xml:space="preserve">если расстояние доставки </w:t>
-      </w:r>
-      <w:r>
-        <w:t>&lt; 3</w:t>
-      </w:r>
-      <w:r>
-        <w:t xml:space="preserve">,  тогда </w:t>
-      </w:r>
-    </w:p>
-    <w:p>
-      <w:pPr>
-        <w:spacing w:after="0"/>
-        <w:ind w:left="1068" w:firstLine="708"/>
-        <w:jc w:val="both"/>
-      </w:pPr>
-      <w:r>
-        <w:t>если время заказа = 12-14 или 18-20,</w:t>
-      </w:r>
-      <w:r>
-        <w:t xml:space="preserve"> </w:t>
-      </w:r>
-      <w:r>
-        <w:t xml:space="preserve">тогда </w:t>
-      </w:r>
-      <w:r>
-        <w:rPr>
-          <w:lang w:val="en-US"/>
-        </w:rPr>
-        <w:t>result</w:t>
-      </w:r>
-      <w:r>
-        <w:t xml:space="preserve"> = </w:t>
-      </w:r>
-      <w:r>
-        <w:t xml:space="preserve">(расстояние доставки * 150)+ </w:t>
-      </w:r>
-      <w:r>
-        <w:t>(расстояние доставки * 150)</w:t>
-      </w:r>
-      <w:r>
-        <w:t xml:space="preserve"> * 0.3</w:t>
-      </w:r>
-      <w:r>
-        <w:t>,</w:t>
-      </w:r>
-      <w:r>
-        <w:t xml:space="preserve"> </w:t>
-      </w:r>
-    </w:p>
-    <w:p>
-      <w:pPr>
-        <w:spacing w:after="0"/>
-        <w:ind w:left="1068" w:firstLine="708"/>
-        <w:jc w:val="both"/>
-      </w:pPr>
-      <w:r>
-        <w:t xml:space="preserve">иначе </w:t>
-      </w:r>
-      <w:r>
-        <w:rPr>
-          <w:lang w:val="en-US"/>
-        </w:rPr>
-        <w:t>result</w:t>
-      </w:r>
-      <w:r>
-        <w:t xml:space="preserve"> =</w:t>
-      </w:r>
-      <w:r>
-        <w:t xml:space="preserve"> </w:t>
-      </w:r>
-      <w:r>
-        <w:t>расстояние доставки * 150</w:t>
-      </w:r>
-      <w:r>
-        <w:t xml:space="preserve"> </w:t>
-      </w:r>
-    </w:p>
-    <w:p>
-      <w:pPr>
-        <w:spacing w:after="0"/>
-        <w:ind w:left="720" w:firstLine="696"/>
-        <w:jc w:val="both"/>
-      </w:pPr>
-      <w:r>
-        <w:t xml:space="preserve">иначе </w:t>
-      </w:r>
-      <w:r>
-        <w:rPr>
-          <w:lang w:val="en-US"/>
-        </w:rPr>
-        <w:t>result</w:t>
-      </w:r>
-      <w:r>
-        <w:t xml:space="preserve"> = 3* 150 + ((расстояние – 3) * 50)</w:t>
-      </w:r>
-    </w:p>
-    <w:p>
-      <w:pPr>
-        <w:spacing w:after="0"/>
-        <w:jc w:val="both"/>
-      </w:pPr>
-      <w:r>
-        <w:t xml:space="preserve">иначе </w:t>
-      </w:r>
-      <w:r>
-        <w:rPr>
-          <w:lang w:val="en-US"/>
-        </w:rPr>
-        <w:t>result</w:t>
-      </w:r>
-      <w:r>
-        <w:t xml:space="preserve"> </w:t>
-      </w:r>
-      <w:r>
-        <w:t xml:space="preserve"> = 0</w:t>
-      </w:r>
-    </w:p>
-    <w:p>
-      <w:pPr>
-        <w:spacing w:after="0"/>
-        <w:jc w:val="both"/>
-      </w:pPr>
-      <w:r>
-        <w:t>итого к оплате равно результат + стоимость заказа</w:t>
-      </w:r>
-    </w:p>
-    <w:p>
-      <w:pPr>
-        <w:spacing w:after="0"/>
-        <w:jc w:val="both"/>
-      </w:pPr>
-      <w:proofErr w:type="spellStart"/>
-      <w:r>
-        <w:t>врзвращаем</w:t>
-      </w:r>
-      <w:proofErr w:type="spellEnd"/>
-      <w:r>
-        <w:t xml:space="preserve"> числа результата и итого к оплате</w:t>
-      </w:r>
-    </w:p>
-    <w:p>
-      <w:pPr>
-        <w:spacing w:after="0"/>
-        <w:jc w:val="both"/>
+        <w:rPr>
+          <w:rFonts w:cs="Times New Roman"/>
+          <w:color w:val="000000"/>
+          <w:kern w:val="0"/>
+          <w:szCs w:val="28"/>
+        </w:rPr>
       </w:pPr>
     </w:p>
     <w:p>
@@ -406,9 +1959,702 @@
         </w:numPr>
         <w:spacing w:after="0"/>
         <w:jc w:val="both"/>
+        <w:rPr>
+          <w:rFonts w:cs="Times New Roman"/>
+          <w:color w:val="000000"/>
+          <w:kern w:val="0"/>
+          <w:szCs w:val="28"/>
+        </w:rPr>
+      </w:pPr>
+      <w:r>
+        <w:rPr>
+          <w:rFonts w:cs="Times New Roman"/>
+          <w:color w:val="000000"/>
+          <w:kern w:val="0"/>
+          <w:szCs w:val="28"/>
+        </w:rPr>
+        <w:t>Наценка в час пик</w:t>
+      </w:r>
+    </w:p>
+    <w:p>
+      <w:pPr>
+        <w:pStyle w:val="a7"/>
+        <w:spacing w:after="0"/>
+        <w:ind w:left="360"/>
+        <w:jc w:val="both"/>
+        <w:rPr>
+          <w:rFonts w:cs="Times New Roman"/>
+          <w:color w:val="000000"/>
+          <w:kern w:val="0"/>
+          <w:szCs w:val="28"/>
+          <w:lang w:val="en-US"/>
+        </w:rPr>
+      </w:pPr>
+      <w:r>
+        <w:rPr>
+          <w:rFonts w:cs="Times New Roman"/>
+          <w:color w:val="000000"/>
+          <w:kern w:val="0"/>
+          <w:szCs w:val="28"/>
+        </w:rPr>
+        <w:t xml:space="preserve">Функция </w:t>
+      </w:r>
+      <w:proofErr w:type="spellStart"/>
+      <w:r>
+        <w:rPr>
+          <w:rFonts w:cs="Times New Roman"/>
+          <w:color w:val="000000"/>
+          <w:kern w:val="0"/>
+          <w:szCs w:val="28"/>
+          <w:lang w:val="en-US"/>
+        </w:rPr>
+        <w:t>ExtraTime</w:t>
+      </w:r>
+      <w:proofErr w:type="spellEnd"/>
+    </w:p>
+    <w:p>
+      <w:pPr>
+        <w:autoSpaceDE w:val="0"/>
+        <w:autoSpaceDN w:val="0"/>
+        <w:adjustRightInd w:val="0"/>
+        <w:spacing w:after="0"/>
+        <w:rPr>
+          <w:rFonts w:ascii="Cascadia Mono" w:hAnsi="Cascadia Mono" w:cs="Cascadia Mono"/>
+          <w:color w:val="000000"/>
+          <w:kern w:val="0"/>
+          <w:sz w:val="19"/>
+          <w:szCs w:val="19"/>
+          <w:highlight w:val="white"/>
+          <w:lang w:val="en-US"/>
+        </w:rPr>
+      </w:pPr>
+      <w:r>
+        <w:t>Алгоритм</w:t>
+      </w:r>
+      <w:r>
+        <w:rPr>
+          <w:lang w:val="en-US"/>
+        </w:rPr>
+        <w:t xml:space="preserve"> </w:t>
+      </w:r>
+      <w:r>
+        <w:t>работы</w:t>
+      </w:r>
+      <w:r>
+        <w:rPr>
+          <w:lang w:val="en-US"/>
+        </w:rPr>
+        <w:t xml:space="preserve"> </w:t>
+      </w:r>
+      <w:r>
+        <w:t>функции</w:t>
+      </w:r>
+      <w:r>
+        <w:rPr>
+          <w:lang w:val="en-US"/>
+        </w:rPr>
+        <w:t xml:space="preserve">: </w:t>
+      </w:r>
+      <w:r>
+        <w:rPr>
+          <w:rFonts w:ascii="Cascadia Mono" w:hAnsi="Cascadia Mono" w:cs="Cascadia Mono"/>
+          <w:color w:val="000000"/>
+          <w:kern w:val="0"/>
+          <w:sz w:val="19"/>
+          <w:szCs w:val="19"/>
+          <w:highlight w:val="white"/>
+          <w:lang w:val="en-US"/>
+        </w:rPr>
+        <w:t xml:space="preserve"> </w:t>
+      </w:r>
+    </w:p>
+    <w:p>
+      <w:pPr>
+        <w:autoSpaceDE w:val="0"/>
+        <w:autoSpaceDN w:val="0"/>
+        <w:adjustRightInd w:val="0"/>
+        <w:spacing w:after="0"/>
+        <w:rPr>
+          <w:rFonts w:ascii="Cascadia Mono" w:hAnsi="Cascadia Mono" w:cs="Cascadia Mono"/>
+          <w:color w:val="000000"/>
+          <w:kern w:val="0"/>
+          <w:sz w:val="19"/>
+          <w:szCs w:val="19"/>
+          <w:highlight w:val="white"/>
+          <w:lang w:val="en-US"/>
+        </w:rPr>
+      </w:pPr>
+      <w:bookmarkStart w:id="0" w:name="_GoBack"/>
+      <w:bookmarkEnd w:id="0"/>
+    </w:p>
+    <w:p>
+      <w:pPr>
+        <w:autoSpaceDE w:val="0"/>
+        <w:autoSpaceDN w:val="0"/>
+        <w:adjustRightInd w:val="0"/>
+        <w:spacing w:after="0"/>
+        <w:rPr>
+          <w:rFonts w:ascii="Cascadia Mono" w:hAnsi="Cascadia Mono" w:cs="Cascadia Mono"/>
+          <w:color w:val="000000"/>
+          <w:kern w:val="0"/>
+          <w:sz w:val="19"/>
+          <w:szCs w:val="19"/>
+          <w:highlight w:val="white"/>
+          <w:lang w:val="en-US"/>
+        </w:rPr>
+      </w:pPr>
+      <w:r>
+        <w:rPr>
+          <w:rFonts w:ascii="Cascadia Mono" w:hAnsi="Cascadia Mono" w:cs="Cascadia Mono"/>
+          <w:color w:val="000000"/>
+          <w:kern w:val="0"/>
+          <w:sz w:val="19"/>
+          <w:szCs w:val="19"/>
+          <w:highlight w:val="white"/>
+          <w:lang w:val="en-US"/>
+        </w:rPr>
+        <w:t xml:space="preserve">   </w:t>
+      </w:r>
+      <w:proofErr w:type="gramStart"/>
+      <w:r>
+        <w:rPr>
+          <w:rFonts w:ascii="Cascadia Mono" w:hAnsi="Cascadia Mono" w:cs="Cascadia Mono"/>
+          <w:color w:val="0000FF"/>
+          <w:kern w:val="0"/>
+          <w:sz w:val="19"/>
+          <w:szCs w:val="19"/>
+          <w:highlight w:val="white"/>
+          <w:lang w:val="en-US"/>
+        </w:rPr>
+        <w:t>public</w:t>
+      </w:r>
+      <w:proofErr w:type="gramEnd"/>
+      <w:r>
+        <w:rPr>
+          <w:rFonts w:ascii="Cascadia Mono" w:hAnsi="Cascadia Mono" w:cs="Cascadia Mono"/>
+          <w:color w:val="000000"/>
+          <w:kern w:val="0"/>
+          <w:sz w:val="19"/>
+          <w:szCs w:val="19"/>
+          <w:highlight w:val="white"/>
+          <w:lang w:val="en-US"/>
+        </w:rPr>
+        <w:t xml:space="preserve"> </w:t>
+      </w:r>
+      <w:r>
+        <w:rPr>
+          <w:rFonts w:ascii="Cascadia Mono" w:hAnsi="Cascadia Mono" w:cs="Cascadia Mono"/>
+          <w:color w:val="0000FF"/>
+          <w:kern w:val="0"/>
+          <w:sz w:val="19"/>
+          <w:szCs w:val="19"/>
+          <w:highlight w:val="white"/>
+          <w:lang w:val="en-US"/>
+        </w:rPr>
+        <w:t>static</w:t>
+      </w:r>
+      <w:r>
+        <w:rPr>
+          <w:rFonts w:ascii="Cascadia Mono" w:hAnsi="Cascadia Mono" w:cs="Cascadia Mono"/>
+          <w:color w:val="000000"/>
+          <w:kern w:val="0"/>
+          <w:sz w:val="19"/>
+          <w:szCs w:val="19"/>
+          <w:highlight w:val="white"/>
+          <w:lang w:val="en-US"/>
+        </w:rPr>
+        <w:t xml:space="preserve"> </w:t>
+      </w:r>
+      <w:r>
+        <w:rPr>
+          <w:rFonts w:ascii="Cascadia Mono" w:hAnsi="Cascadia Mono" w:cs="Cascadia Mono"/>
+          <w:color w:val="0000FF"/>
+          <w:kern w:val="0"/>
+          <w:sz w:val="19"/>
+          <w:szCs w:val="19"/>
+          <w:highlight w:val="white"/>
+          <w:lang w:val="en-US"/>
+        </w:rPr>
+        <w:t>double</w:t>
+      </w:r>
+      <w:r>
+        <w:rPr>
+          <w:rFonts w:ascii="Cascadia Mono" w:hAnsi="Cascadia Mono" w:cs="Cascadia Mono"/>
+          <w:color w:val="000000"/>
+          <w:kern w:val="0"/>
+          <w:sz w:val="19"/>
+          <w:szCs w:val="19"/>
+          <w:highlight w:val="white"/>
+          <w:lang w:val="en-US"/>
+        </w:rPr>
+        <w:t xml:space="preserve"> </w:t>
+      </w:r>
+      <w:proofErr w:type="spellStart"/>
+      <w:r>
+        <w:rPr>
+          <w:rFonts w:ascii="Cascadia Mono" w:hAnsi="Cascadia Mono" w:cs="Cascadia Mono"/>
+          <w:color w:val="000000"/>
+          <w:kern w:val="0"/>
+          <w:sz w:val="19"/>
+          <w:szCs w:val="19"/>
+          <w:highlight w:val="white"/>
+          <w:lang w:val="en-US"/>
+        </w:rPr>
+        <w:t>ExtraTime</w:t>
+      </w:r>
+      <w:proofErr w:type="spellEnd"/>
+      <w:r>
+        <w:rPr>
+          <w:rFonts w:ascii="Cascadia Mono" w:hAnsi="Cascadia Mono" w:cs="Cascadia Mono"/>
+          <w:color w:val="000000"/>
+          <w:kern w:val="0"/>
+          <w:sz w:val="19"/>
+          <w:szCs w:val="19"/>
+          <w:highlight w:val="white"/>
+          <w:lang w:val="en-US"/>
+        </w:rPr>
+        <w:t>(</w:t>
+      </w:r>
+      <w:proofErr w:type="spellStart"/>
+      <w:r>
+        <w:rPr>
+          <w:rFonts w:ascii="Cascadia Mono" w:hAnsi="Cascadia Mono" w:cs="Cascadia Mono"/>
+          <w:color w:val="0000FF"/>
+          <w:kern w:val="0"/>
+          <w:sz w:val="19"/>
+          <w:szCs w:val="19"/>
+          <w:highlight w:val="white"/>
+          <w:lang w:val="en-US"/>
+        </w:rPr>
+        <w:t>int</w:t>
+      </w:r>
+      <w:proofErr w:type="spellEnd"/>
+      <w:r>
+        <w:rPr>
+          <w:rFonts w:ascii="Cascadia Mono" w:hAnsi="Cascadia Mono" w:cs="Cascadia Mono"/>
+          <w:color w:val="000000"/>
+          <w:kern w:val="0"/>
+          <w:sz w:val="19"/>
+          <w:szCs w:val="19"/>
+          <w:highlight w:val="white"/>
+          <w:lang w:val="en-US"/>
+        </w:rPr>
+        <w:t xml:space="preserve"> time, </w:t>
+      </w:r>
+      <w:r>
+        <w:rPr>
+          <w:rFonts w:ascii="Cascadia Mono" w:hAnsi="Cascadia Mono" w:cs="Cascadia Mono"/>
+          <w:color w:val="0000FF"/>
+          <w:kern w:val="0"/>
+          <w:sz w:val="19"/>
+          <w:szCs w:val="19"/>
+          <w:highlight w:val="white"/>
+          <w:lang w:val="en-US"/>
+        </w:rPr>
+        <w:t>double</w:t>
+      </w:r>
+      <w:r>
+        <w:rPr>
+          <w:rFonts w:ascii="Cascadia Mono" w:hAnsi="Cascadia Mono" w:cs="Cascadia Mono"/>
+          <w:color w:val="000000"/>
+          <w:kern w:val="0"/>
+          <w:sz w:val="19"/>
+          <w:szCs w:val="19"/>
+          <w:highlight w:val="white"/>
+          <w:lang w:val="en-US"/>
+        </w:rPr>
+        <w:t xml:space="preserve"> </w:t>
+      </w:r>
+      <w:proofErr w:type="spellStart"/>
+      <w:r>
+        <w:rPr>
+          <w:rFonts w:ascii="Cascadia Mono" w:hAnsi="Cascadia Mono" w:cs="Cascadia Mono"/>
+          <w:color w:val="000000"/>
+          <w:kern w:val="0"/>
+          <w:sz w:val="19"/>
+          <w:szCs w:val="19"/>
+          <w:highlight w:val="white"/>
+          <w:lang w:val="en-US"/>
+        </w:rPr>
+        <w:t>deliverycost</w:t>
+      </w:r>
+      <w:proofErr w:type="spellEnd"/>
+      <w:r>
+        <w:rPr>
+          <w:rFonts w:ascii="Cascadia Mono" w:hAnsi="Cascadia Mono" w:cs="Cascadia Mono"/>
+          <w:color w:val="000000"/>
+          <w:kern w:val="0"/>
+          <w:sz w:val="19"/>
+          <w:szCs w:val="19"/>
+          <w:highlight w:val="white"/>
+          <w:lang w:val="en-US"/>
+        </w:rPr>
+        <w:t>)</w:t>
+      </w:r>
+    </w:p>
+    <w:p>
+      <w:pPr>
+        <w:autoSpaceDE w:val="0"/>
+        <w:autoSpaceDN w:val="0"/>
+        <w:adjustRightInd w:val="0"/>
+        <w:spacing w:after="0"/>
+        <w:rPr>
+          <w:rFonts w:ascii="Cascadia Mono" w:hAnsi="Cascadia Mono" w:cs="Cascadia Mono"/>
+          <w:color w:val="000000"/>
+          <w:kern w:val="0"/>
+          <w:sz w:val="19"/>
+          <w:szCs w:val="19"/>
+          <w:highlight w:val="white"/>
+          <w:lang w:val="en-US"/>
+        </w:rPr>
+      </w:pPr>
+      <w:r>
+        <w:rPr>
+          <w:rFonts w:ascii="Cascadia Mono" w:hAnsi="Cascadia Mono" w:cs="Cascadia Mono"/>
+          <w:color w:val="000000"/>
+          <w:kern w:val="0"/>
+          <w:sz w:val="19"/>
+          <w:szCs w:val="19"/>
+          <w:highlight w:val="white"/>
+          <w:lang w:val="en-US"/>
+        </w:rPr>
+        <w:t xml:space="preserve">        {</w:t>
+      </w:r>
+    </w:p>
+    <w:p>
+      <w:pPr>
+        <w:autoSpaceDE w:val="0"/>
+        <w:autoSpaceDN w:val="0"/>
+        <w:adjustRightInd w:val="0"/>
+        <w:spacing w:after="0"/>
+        <w:rPr>
+          <w:rFonts w:ascii="Cascadia Mono" w:hAnsi="Cascadia Mono" w:cs="Cascadia Mono"/>
+          <w:color w:val="000000"/>
+          <w:kern w:val="0"/>
+          <w:sz w:val="19"/>
+          <w:szCs w:val="19"/>
+          <w:highlight w:val="white"/>
+          <w:lang w:val="en-US"/>
+        </w:rPr>
+      </w:pPr>
+      <w:r>
+        <w:rPr>
+          <w:rFonts w:ascii="Cascadia Mono" w:hAnsi="Cascadia Mono" w:cs="Cascadia Mono"/>
+          <w:color w:val="000000"/>
+          <w:kern w:val="0"/>
+          <w:sz w:val="19"/>
+          <w:szCs w:val="19"/>
+          <w:highlight w:val="white"/>
+          <w:lang w:val="en-US"/>
+        </w:rPr>
+        <w:t xml:space="preserve">            </w:t>
+      </w:r>
+      <w:proofErr w:type="gramStart"/>
+      <w:r>
+        <w:rPr>
+          <w:rFonts w:ascii="Cascadia Mono" w:hAnsi="Cascadia Mono" w:cs="Cascadia Mono"/>
+          <w:color w:val="0000FF"/>
+          <w:kern w:val="0"/>
+          <w:sz w:val="19"/>
+          <w:szCs w:val="19"/>
+          <w:highlight w:val="white"/>
+          <w:lang w:val="en-US"/>
+        </w:rPr>
+        <w:t>if</w:t>
+      </w:r>
+      <w:proofErr w:type="gramEnd"/>
+      <w:r>
+        <w:rPr>
+          <w:rFonts w:ascii="Cascadia Mono" w:hAnsi="Cascadia Mono" w:cs="Cascadia Mono"/>
+          <w:color w:val="000000"/>
+          <w:kern w:val="0"/>
+          <w:sz w:val="19"/>
+          <w:szCs w:val="19"/>
+          <w:highlight w:val="white"/>
+          <w:lang w:val="en-US"/>
+        </w:rPr>
+        <w:t xml:space="preserve"> (time &gt;=12 &amp;&amp; time &lt;=14 || time &gt;=18 &amp;&amp; time &lt;= 20)</w:t>
+      </w:r>
+    </w:p>
+    <w:p>
+      <w:pPr>
+        <w:autoSpaceDE w:val="0"/>
+        <w:autoSpaceDN w:val="0"/>
+        <w:adjustRightInd w:val="0"/>
+        <w:spacing w:after="0"/>
+        <w:rPr>
+          <w:rFonts w:ascii="Cascadia Mono" w:hAnsi="Cascadia Mono" w:cs="Cascadia Mono"/>
+          <w:color w:val="000000"/>
+          <w:kern w:val="0"/>
+          <w:sz w:val="19"/>
+          <w:szCs w:val="19"/>
+          <w:highlight w:val="white"/>
+        </w:rPr>
+      </w:pPr>
+      <w:r>
+        <w:rPr>
+          <w:rFonts w:ascii="Cascadia Mono" w:hAnsi="Cascadia Mono" w:cs="Cascadia Mono"/>
+          <w:color w:val="000000"/>
+          <w:kern w:val="0"/>
+          <w:sz w:val="19"/>
+          <w:szCs w:val="19"/>
+          <w:highlight w:val="white"/>
+          <w:lang w:val="en-US"/>
+        </w:rPr>
+        <w:t xml:space="preserve">            </w:t>
+      </w:r>
+      <w:r>
+        <w:rPr>
+          <w:rFonts w:ascii="Cascadia Mono" w:hAnsi="Cascadia Mono" w:cs="Cascadia Mono"/>
+          <w:color w:val="000000"/>
+          <w:kern w:val="0"/>
+          <w:sz w:val="19"/>
+          <w:szCs w:val="19"/>
+          <w:highlight w:val="white"/>
+        </w:rPr>
+        <w:t>{</w:t>
+      </w:r>
+    </w:p>
+    <w:p>
+      <w:pPr>
+        <w:autoSpaceDE w:val="0"/>
+        <w:autoSpaceDN w:val="0"/>
+        <w:adjustRightInd w:val="0"/>
+        <w:spacing w:after="0"/>
+        <w:rPr>
+          <w:rFonts w:ascii="Cascadia Mono" w:hAnsi="Cascadia Mono" w:cs="Cascadia Mono"/>
+          <w:color w:val="000000"/>
+          <w:kern w:val="0"/>
+          <w:sz w:val="19"/>
+          <w:szCs w:val="19"/>
+          <w:highlight w:val="white"/>
+        </w:rPr>
+      </w:pPr>
+      <w:r>
+        <w:rPr>
+          <w:rFonts w:ascii="Cascadia Mono" w:hAnsi="Cascadia Mono" w:cs="Cascadia Mono"/>
+          <w:color w:val="000000"/>
+          <w:kern w:val="0"/>
+          <w:sz w:val="19"/>
+          <w:szCs w:val="19"/>
+          <w:highlight w:val="white"/>
+        </w:rPr>
+        <w:t xml:space="preserve">                </w:t>
+      </w:r>
+      <w:proofErr w:type="spellStart"/>
+      <w:r>
+        <w:rPr>
+          <w:rFonts w:ascii="Cascadia Mono" w:hAnsi="Cascadia Mono" w:cs="Cascadia Mono"/>
+          <w:color w:val="0000FF"/>
+          <w:kern w:val="0"/>
+          <w:sz w:val="19"/>
+          <w:szCs w:val="19"/>
+          <w:highlight w:val="white"/>
+        </w:rPr>
+        <w:t>return</w:t>
+      </w:r>
+      <w:proofErr w:type="spellEnd"/>
+      <w:r>
+        <w:rPr>
+          <w:rFonts w:ascii="Cascadia Mono" w:hAnsi="Cascadia Mono" w:cs="Cascadia Mono"/>
+          <w:color w:val="000000"/>
+          <w:kern w:val="0"/>
+          <w:sz w:val="19"/>
+          <w:szCs w:val="19"/>
+          <w:highlight w:val="white"/>
+        </w:rPr>
+        <w:t xml:space="preserve"> (</w:t>
+      </w:r>
+      <w:proofErr w:type="spellStart"/>
+      <w:r>
+        <w:rPr>
+          <w:rFonts w:ascii="Cascadia Mono" w:hAnsi="Cascadia Mono" w:cs="Cascadia Mono"/>
+          <w:color w:val="000000"/>
+          <w:kern w:val="0"/>
+          <w:sz w:val="19"/>
+          <w:szCs w:val="19"/>
+          <w:highlight w:val="white"/>
+        </w:rPr>
+        <w:t>deliverycost</w:t>
+      </w:r>
+      <w:proofErr w:type="spellEnd"/>
+      <w:r>
+        <w:rPr>
+          <w:rFonts w:ascii="Cascadia Mono" w:hAnsi="Cascadia Mono" w:cs="Cascadia Mono"/>
+          <w:color w:val="000000"/>
+          <w:kern w:val="0"/>
+          <w:sz w:val="19"/>
+          <w:szCs w:val="19"/>
+          <w:highlight w:val="white"/>
+        </w:rPr>
+        <w:t xml:space="preserve"> * 30) / 100;</w:t>
+      </w:r>
+    </w:p>
+    <w:p>
+      <w:pPr>
+        <w:autoSpaceDE w:val="0"/>
+        <w:autoSpaceDN w:val="0"/>
+        <w:adjustRightInd w:val="0"/>
+        <w:spacing w:after="0"/>
+        <w:rPr>
+          <w:rFonts w:ascii="Cascadia Mono" w:hAnsi="Cascadia Mono" w:cs="Cascadia Mono"/>
+          <w:color w:val="000000"/>
+          <w:kern w:val="0"/>
+          <w:sz w:val="19"/>
+          <w:szCs w:val="19"/>
+          <w:highlight w:val="white"/>
+        </w:rPr>
+      </w:pPr>
+      <w:r>
+        <w:rPr>
+          <w:rFonts w:ascii="Cascadia Mono" w:hAnsi="Cascadia Mono" w:cs="Cascadia Mono"/>
+          <w:color w:val="000000"/>
+          <w:kern w:val="0"/>
+          <w:sz w:val="19"/>
+          <w:szCs w:val="19"/>
+          <w:highlight w:val="white"/>
+        </w:rPr>
+        <w:t xml:space="preserve">            }</w:t>
+      </w:r>
+    </w:p>
+    <w:p>
+      <w:pPr>
+        <w:autoSpaceDE w:val="0"/>
+        <w:autoSpaceDN w:val="0"/>
+        <w:adjustRightInd w:val="0"/>
+        <w:spacing w:after="0"/>
+        <w:rPr>
+          <w:rFonts w:ascii="Cascadia Mono" w:hAnsi="Cascadia Mono" w:cs="Cascadia Mono"/>
+          <w:color w:val="000000"/>
+          <w:kern w:val="0"/>
+          <w:sz w:val="19"/>
+          <w:szCs w:val="19"/>
+          <w:highlight w:val="white"/>
+        </w:rPr>
+      </w:pPr>
+      <w:r>
+        <w:rPr>
+          <w:rFonts w:ascii="Cascadia Mono" w:hAnsi="Cascadia Mono" w:cs="Cascadia Mono"/>
+          <w:color w:val="000000"/>
+          <w:kern w:val="0"/>
+          <w:sz w:val="19"/>
+          <w:szCs w:val="19"/>
+          <w:highlight w:val="white"/>
+        </w:rPr>
+        <w:t xml:space="preserve">            </w:t>
+      </w:r>
+      <w:proofErr w:type="spellStart"/>
+      <w:r>
+        <w:rPr>
+          <w:rFonts w:ascii="Cascadia Mono" w:hAnsi="Cascadia Mono" w:cs="Cascadia Mono"/>
+          <w:color w:val="0000FF"/>
+          <w:kern w:val="0"/>
+          <w:sz w:val="19"/>
+          <w:szCs w:val="19"/>
+          <w:highlight w:val="white"/>
+        </w:rPr>
+        <w:t>return</w:t>
+      </w:r>
+      <w:proofErr w:type="spellEnd"/>
+      <w:r>
+        <w:rPr>
+          <w:rFonts w:ascii="Cascadia Mono" w:hAnsi="Cascadia Mono" w:cs="Cascadia Mono"/>
+          <w:color w:val="000000"/>
+          <w:kern w:val="0"/>
+          <w:sz w:val="19"/>
+          <w:szCs w:val="19"/>
+          <w:highlight w:val="white"/>
+        </w:rPr>
+        <w:t xml:space="preserve"> 0;</w:t>
+      </w:r>
+    </w:p>
+    <w:p>
+      <w:pPr>
+        <w:pStyle w:val="a7"/>
+        <w:spacing w:after="0"/>
+        <w:ind w:left="360"/>
+        <w:jc w:val="both"/>
+        <w:rPr>
+          <w:rFonts w:ascii="Cascadia Mono" w:hAnsi="Cascadia Mono" w:cs="Cascadia Mono"/>
+          <w:color w:val="000000"/>
+          <w:kern w:val="0"/>
+          <w:sz w:val="19"/>
+          <w:szCs w:val="19"/>
+        </w:rPr>
+      </w:pPr>
+      <w:r>
+        <w:rPr>
+          <w:rFonts w:ascii="Cascadia Mono" w:hAnsi="Cascadia Mono" w:cs="Cascadia Mono"/>
+          <w:color w:val="000000"/>
+          <w:kern w:val="0"/>
+          <w:sz w:val="19"/>
+          <w:szCs w:val="19"/>
+          <w:highlight w:val="white"/>
+        </w:rPr>
+        <w:t xml:space="preserve">    </w:t>
+      </w:r>
+      <w:r>
+        <w:rPr>
+          <w:rFonts w:ascii="Cascadia Mono" w:hAnsi="Cascadia Mono" w:cs="Cascadia Mono"/>
+          <w:color w:val="000000"/>
+          <w:kern w:val="0"/>
+          <w:sz w:val="19"/>
+          <w:szCs w:val="19"/>
+          <w:highlight w:val="white"/>
+        </w:rPr>
+        <w:t xml:space="preserve"> }</w:t>
+      </w:r>
+    </w:p>
+    <w:p>
+      <w:pPr>
+        <w:spacing w:after="0"/>
+        <w:ind w:left="360"/>
+        <w:jc w:val="both"/>
+      </w:pPr>
+    </w:p>
+    <w:p>
+      <w:pPr>
+        <w:pStyle w:val="a7"/>
+        <w:numPr>
+          <w:ilvl w:val="0"/>
+          <w:numId w:val="1"/>
+        </w:numPr>
+        <w:spacing w:after="0"/>
+        <w:jc w:val="both"/>
       </w:pPr>
       <w:r>
         <w:t>Вывод результата</w:t>
+      </w:r>
+    </w:p>
+    <w:p>
+      <w:pPr>
+        <w:pStyle w:val="a7"/>
+        <w:spacing w:after="0"/>
+        <w:ind w:left="360"/>
+        <w:jc w:val="both"/>
+      </w:pPr>
+      <w:r>
+        <w:t xml:space="preserve">С помощью </w:t>
+      </w:r>
+      <w:r>
+        <w:rPr>
+          <w:lang w:val="en-US"/>
+        </w:rPr>
+        <w:t>Console</w:t>
+      </w:r>
+      <w:r>
+        <w:t>.</w:t>
+      </w:r>
+      <w:proofErr w:type="spellStart"/>
+      <w:r>
+        <w:rPr>
+          <w:lang w:val="en-US"/>
+        </w:rPr>
+        <w:t>WriteLine</w:t>
+      </w:r>
+      <w:proofErr w:type="spellEnd"/>
+      <w:r>
+        <w:t>() и результата работы функций</w:t>
       </w:r>
     </w:p>
     <w:sectPr>
@@ -422,7 +2668,7 @@
 </file>
 
 <file path=word/numbering.xml><?xml version="1.0" encoding="utf-8"?>
-<w:numbering xmlns:wpc="http://schemas.microsoft.com/office/word/2010/wordprocessingCanvas" xmlns:cx="http://schemas.microsoft.com/office/drawing/2014/chartex" xmlns:cx1="http://schemas.microsoft.com/office/drawing/2015/9/8/chartex" xmlns:cx2="http://schemas.microsoft.com/office/drawing/2015/10/21/chartex" xmlns:cx3="http://schemas.microsoft.com/office/drawing/2016/5/9/chartex" xmlns:cx4="http://schemas.microsoft.com/office/drawing/2016/5/10/chartex" xmlns:cx5="http://schemas.microsoft.com/office/drawing/2016/5/11/chartex" xmlns:cx6="http://schemas.microsoft.com/office/drawing/2016/5/12/chartex" xmlns:cx7="http://schemas.microsoft.com/office/drawing/2016/5/13/chartex" xmlns:cx8="http://schemas.microsoft.com/office/drawing/2016/5/14/chartex" xmlns:mc="http://schemas.openxmlformats.org/markup-compatibility/2006" xmlns:aink="http://schemas.microsoft.com/office/drawing/2016/ink" xmlns:am3d="http://schemas.microsoft.com/office/drawing/2017/model3d" xmlns:o="urn:schemas-microsoft-com:office:office" xmlns:oel="http://schemas.microsoft.com/office/2019/extlst" xmlns:r="http://schemas.openxmlformats.org/officeDocument/2006/relationships" xmlns:m="http://schemas.openxmlformats.org/officeDocument/2006/math" xmlns:v="urn:schemas-microsoft-com:vml" xmlns:wp14="http://schemas.microsoft.com/office/word/2010/wordprocessingDrawing" xmlns:wp="http://schemas.openxmlformats.org/drawingml/2006/wordprocessingDrawing" xmlns:w10="urn:schemas-microsoft-com:office:word" xmlns:w="http://schemas.openxmlformats.org/wordprocessingml/2006/main" xmlns:w14="http://schemas.microsoft.com/office/word/2010/wordml" xmlns:w15="http://schemas.microsoft.com/office/word/2012/wordml" xmlns:w16cex="http://schemas.microsoft.com/office/word/2018/wordml/cex" xmlns:w16cid="http://schemas.microsoft.com/office/word/2016/wordml/cid" xmlns:w16="http://schemas.microsoft.com/office/word/2018/wordml" xmlns:w16du="http://schemas.microsoft.com/office/word/2023/wordml/word16du" xmlns:w16sdtdh="http://schemas.microsoft.com/office/word/2020/wordml/sdtdatahash" xmlns:w16sdtfl="http://schemas.microsoft.com/office/word/2024/wordml/sdtformatlock" xmlns:w16se="http://schemas.microsoft.com/office/word/2015/wordml/symex" xmlns:wpg="http://schemas.microsoft.com/office/word/2010/wordprocessingGroup" xmlns:wpi="http://schemas.microsoft.com/office/word/2010/wordprocessingInk" xmlns:wne="http://schemas.microsoft.com/office/word/2006/wordml" xmlns:wps="http://schemas.microsoft.com/office/word/2010/wordprocessingShape" mc:Ignorable="w14 w15 w16se w16cid w16 w16cex w16sdtdh w16sdtfl w16du wp14">
+<w:numbering xmlns:wpc="http://schemas.microsoft.com/office/word/2010/wordprocessingCanvas" xmlns:cx="http://schemas.microsoft.com/office/drawing/2014/chartex" xmlns:cx1="http://schemas.microsoft.com/office/drawing/2015/9/8/chartex" xmlns:mc="http://schemas.openxmlformats.org/markup-compatibility/2006" xmlns:o="urn:schemas-microsoft-com:office:office" xmlns:r="http://schemas.openxmlformats.org/officeDocument/2006/relationships" xmlns:m="http://schemas.openxmlformats.org/officeDocument/2006/math" xmlns:v="urn:schemas-microsoft-com:vml" xmlns:wp14="http://schemas.microsoft.com/office/word/2010/wordprocessingDrawing" xmlns:wp="http://schemas.openxmlformats.org/drawingml/2006/wordprocessingDrawing" xmlns:w10="urn:schemas-microsoft-com:office:word" xmlns:w="http://schemas.openxmlformats.org/wordprocessingml/2006/main" xmlns:w14="http://schemas.microsoft.com/office/word/2010/wordml" xmlns:w15="http://schemas.microsoft.com/office/word/2012/wordml" xmlns:w16se="http://schemas.microsoft.com/office/word/2015/wordml/symex" xmlns:wpg="http://schemas.microsoft.com/office/word/2010/wordprocessingGroup" xmlns:wpi="http://schemas.microsoft.com/office/word/2010/wordprocessingInk" xmlns:wne="http://schemas.microsoft.com/office/word/2006/wordml" xmlns:wps="http://schemas.microsoft.com/office/word/2010/wordprocessingShape" mc:Ignorable="w14 w15 w16se wp14">
   <w:abstractNum w:abstractNumId="0" w15:restartNumberingAfterBreak="0">
     <w:nsid w:val="19BA257D"/>
     <w:multiLevelType w:val="multilevel"/>
@@ -595,17 +2841,17 @@
       </w:pPr>
     </w:lvl>
   </w:abstractNum>
-  <w:num w:numId="1" w16cid:durableId="675349110">
+  <w:num w:numId="1">
     <w:abstractNumId w:val="0"/>
   </w:num>
-  <w:num w:numId="2" w16cid:durableId="316693322">
+  <w:num w:numId="2">
     <w:abstractNumId w:val="1"/>
   </w:num>
 </w:numbering>
 </file>
 
 <file path=word/styles.xml><?xml version="1.0" encoding="utf-8"?>
-<w:styles xmlns:mc="http://schemas.openxmlformats.org/markup-compatibility/2006" xmlns:r="http://schemas.openxmlformats.org/officeDocument/2006/relationships" xmlns:w="http://schemas.openxmlformats.org/wordprocessingml/2006/main" xmlns:w14="http://schemas.microsoft.com/office/word/2010/wordml" xmlns:w15="http://schemas.microsoft.com/office/word/2012/wordml" xmlns:w16cex="http://schemas.microsoft.com/office/word/2018/wordml/cex" xmlns:w16cid="http://schemas.microsoft.com/office/word/2016/wordml/cid" xmlns:w16="http://schemas.microsoft.com/office/word/2018/wordml" xmlns:w16du="http://schemas.microsoft.com/office/word/2023/wordml/word16du" xmlns:w16sdtdh="http://schemas.microsoft.com/office/word/2020/wordml/sdtdatahash" xmlns:w16sdtfl="http://schemas.microsoft.com/office/word/2024/wordml/sdtformatlock" xmlns:w16se="http://schemas.microsoft.com/office/word/2015/wordml/symex" mc:Ignorable="w14 w15 w16se w16cid w16 w16cex w16sdtdh w16sdtfl w16du">
+<w:styles xmlns:mc="http://schemas.openxmlformats.org/markup-compatibility/2006" xmlns:r="http://schemas.openxmlformats.org/officeDocument/2006/relationships" xmlns:w="http://schemas.openxmlformats.org/wordprocessingml/2006/main" xmlns:w14="http://schemas.microsoft.com/office/word/2010/wordml" xmlns:w15="http://schemas.microsoft.com/office/word/2012/wordml" xmlns:w16se="http://schemas.microsoft.com/office/word/2015/wordml/symex" mc:Ignorable="w14 w15 w16se">
   <w:docDefaults>
     <w:rPrDefault>
       <w:rPr>
@@ -623,7 +2869,7 @@
       </w:pPr>
     </w:pPrDefault>
   </w:docDefaults>
-  <w:latentStyles w:defLockedState="0" w:defUIPriority="99" w:defSemiHidden="0" w:defUnhideWhenUsed="0" w:defQFormat="0" w:count="376">
+  <w:latentStyles w:defLockedState="0" w:defUIPriority="99" w:defSemiHidden="0" w:defUnhideWhenUsed="0" w:defQFormat="0" w:count="371">
     <w:lsdException w:name="Normal" w:uiPriority="0" w:qFormat="1"/>
     <w:lsdException w:name="heading 1" w:uiPriority="9" w:qFormat="1"/>
     <w:lsdException w:name="heading 2" w:semiHidden="1" w:uiPriority="9" w:unhideWhenUsed="1" w:qFormat="1"/>
@@ -995,16 +3241,11 @@
     <w:lsdException w:name="List Table 5 Dark Accent 6" w:uiPriority="50"/>
     <w:lsdException w:name="List Table 6 Colorful Accent 6" w:uiPriority="51"/>
     <w:lsdException w:name="List Table 7 Colorful Accent 6" w:uiPriority="52"/>
-    <w:lsdException w:name="Mention" w:semiHidden="1" w:unhideWhenUsed="1"/>
-    <w:lsdException w:name="Smart Hyperlink" w:semiHidden="1" w:unhideWhenUsed="1"/>
-    <w:lsdException w:name="Hashtag" w:semiHidden="1" w:unhideWhenUsed="1"/>
-    <w:lsdException w:name="Unresolved Mention" w:semiHidden="1" w:unhideWhenUsed="1"/>
-    <w:lsdException w:name="Smart Link" w:semiHidden="1" w:unhideWhenUsed="1"/>
   </w:latentStyles>
   <w:style w:type="paragraph" w:default="1" w:styleId="a">
     <w:name w:val="Normal"/>
     <w:qFormat/>
-    <w:rsid w:val="00B915B7"/>
+    <w:rsid w:val="006149F5"/>
     <w:pPr>
       <w:spacing w:line="240" w:lineRule="auto"/>
     </w:pPr>
@@ -1214,6 +3455,7 @@
   <w:style w:type="character" w:default="1" w:styleId="a0">
     <w:name w:val="Default Paragraph Font"/>
     <w:uiPriority w:val="1"/>
+    <w:semiHidden/>
     <w:unhideWhenUsed/>
   </w:style>
   <w:style w:type="table" w:default="1" w:styleId="a1">
